--- a/k8s/K8S理论.docx
+++ b/k8s/K8S理论.docx
@@ -1,25 +1,25 @@
 
 <file path=word/document.xml><?xml version="1.0" encoding="utf-8"?>
-<w:document xmlns:wpc="http://schemas.microsoft.com/office/word/2010/wordprocessingCanvas" xmlns:mc="http://schemas.openxmlformats.org/markup-compatibility/2006" xmlns:o="urn:schemas-microsoft-com:office:office" xmlns:r="http://schemas.openxmlformats.org/officeDocument/2006/relationships" xmlns:m="http://schemas.openxmlformats.org/officeDocument/2006/math" xmlns:v="urn:schemas-microsoft-com:vml" xmlns:wp14="http://schemas.microsoft.com/office/word/2010/wordprocessingDrawing" xmlns:wp="http://schemas.openxmlformats.org/drawingml/2006/wordprocessingDrawing" xmlns:w="http://schemas.openxmlformats.org/wordprocessingml/2006/main" xmlns:w14="http://schemas.microsoft.com/office/word/2010/wordml" xmlns:w10="urn:schemas-microsoft-com:office:word" xmlns:w15="http://schemas.microsoft.com/office/word/2012/wordml" xmlns:wpg="http://schemas.microsoft.com/office/word/2010/wordprocessingGroup" xmlns:wpi="http://schemas.microsoft.com/office/word/2010/wordprocessingInk" xmlns:wne="http://schemas.microsoft.com/office/word/2006/wordml" xmlns:wps="http://schemas.microsoft.com/office/word/2010/wordprocessingShape" xmlns:wpsCustomData="http://www.wps.cn/officeDocument/2013/wpsCustomData" mc:Ignorable="w14 w15 wp14">
+<w:document xmlns:wpc="http://schemas.microsoft.com/office/word/2010/wordprocessingCanvas" xmlns:cx="http://schemas.microsoft.com/office/drawing/2014/chartex" xmlns:mc="http://schemas.openxmlformats.org/markup-compatibility/2006" xmlns:o="urn:schemas-microsoft-com:office:office" xmlns:r="http://schemas.openxmlformats.org/officeDocument/2006/relationships" xmlns:m="http://schemas.openxmlformats.org/officeDocument/2006/math" xmlns:v="urn:schemas-microsoft-com:vml" xmlns:wp14="http://schemas.microsoft.com/office/word/2010/wordprocessingDrawing" xmlns:wp="http://schemas.openxmlformats.org/drawingml/2006/wordprocessingDrawing" xmlns:w10="urn:schemas-microsoft-com:office:word" xmlns:w="http://schemas.openxmlformats.org/wordprocessingml/2006/main" xmlns:w14="http://schemas.microsoft.com/office/word/2010/wordml" xmlns:w15="http://schemas.microsoft.com/office/word/2012/wordml" xmlns:w16se="http://schemas.microsoft.com/office/word/2015/wordml/symex" xmlns:wpg="http://schemas.microsoft.com/office/word/2010/wordprocessingGroup" xmlns:wpi="http://schemas.microsoft.com/office/word/2010/wordprocessingInk" xmlns:wne="http://schemas.microsoft.com/office/word/2006/wordml" xmlns:wps="http://schemas.microsoft.com/office/word/2010/wordprocessingShape" mc:Ignorable="w14 w15 w16se wp14">
   <w:body>
     <w:p>
       <w:pPr>
+        <w:pStyle w:val="1"/>
+        <w:jc w:val="center"/>
+      </w:pPr>
+      <w:r>
+        <w:t>K8</w:t>
+      </w:r>
+      <w:r>
+        <w:rPr>
+          <w:rFonts w:hint="eastAsia"/>
+        </w:rPr>
+        <w:t>S</w:t>
+      </w:r>
+    </w:p>
+    <w:p>
+      <w:pPr>
         <w:pStyle w:val="2"/>
-        <w:jc w:val="center"/>
-      </w:pPr>
-      <w:r>
-        <w:t>K8</w:t>
-      </w:r>
-      <w:r>
-        <w:rPr>
-          <w:rFonts w:hint="eastAsia"/>
-        </w:rPr>
-        <w:t>S</w:t>
-      </w:r>
-    </w:p>
-    <w:p>
-      <w:pPr>
-        <w:pStyle w:val="3"/>
         <w:numPr>
           <w:ilvl w:val="0"/>
           <w:numId w:val="1"/>
@@ -33,25 +33,32 @@
           <w:rFonts w:hint="eastAsia"/>
           <w:shd w:val="clear" w:color="auto" w:fill="FFFFFF"/>
         </w:rPr>
-        <w:t>简单了解K</w:t>
-      </w:r>
-      <w:r>
-        <w:rPr>
-          <w:shd w:val="clear" w:color="auto" w:fill="FFFFFF"/>
-        </w:rPr>
-        <w:t>8</w:t>
+        <w:t>简单了解</w:t>
       </w:r>
       <w:r>
         <w:rPr>
           <w:rFonts w:hint="eastAsia"/>
           <w:shd w:val="clear" w:color="auto" w:fill="FFFFFF"/>
         </w:rPr>
+        <w:t>K</w:t>
+      </w:r>
+      <w:r>
+        <w:rPr>
+          <w:shd w:val="clear" w:color="auto" w:fill="FFFFFF"/>
+        </w:rPr>
+        <w:t>8</w:t>
+      </w:r>
+      <w:r>
+        <w:rPr>
+          <w:rFonts w:hint="eastAsia"/>
+          <w:shd w:val="clear" w:color="auto" w:fill="FFFFFF"/>
+        </w:rPr>
         <w:t>S</w:t>
       </w:r>
     </w:p>
     <w:p>
       <w:pPr>
-        <w:pStyle w:val="11"/>
+        <w:pStyle w:val="a5"/>
         <w:numPr>
           <w:ilvl w:val="0"/>
           <w:numId w:val="2"/>
@@ -59,14 +66,14 @@
         <w:spacing w:line="360" w:lineRule="auto"/>
         <w:ind w:left="0" w:firstLine="480"/>
         <w:rPr>
-          <w:rFonts w:ascii="宋体" w:hAnsi="宋体" w:eastAsia="宋体"/>
+          <w:rFonts w:ascii="宋体" w:eastAsia="宋体" w:hAnsi="宋体"/>
           <w:sz w:val="24"/>
           <w:szCs w:val="24"/>
         </w:rPr>
       </w:pPr>
       <w:r>
         <w:rPr>
-          <w:rFonts w:hint="eastAsia" w:ascii="宋体" w:hAnsi="宋体" w:eastAsia="宋体"/>
+          <w:rFonts w:ascii="宋体" w:eastAsia="宋体" w:hAnsi="宋体" w:hint="eastAsia"/>
           <w:color w:val="121212"/>
           <w:sz w:val="24"/>
           <w:szCs w:val="24"/>
@@ -76,7 +83,7 @@
       </w:r>
       <w:r>
         <w:rPr>
-          <w:rFonts w:ascii="宋体" w:hAnsi="宋体" w:eastAsia="宋体"/>
+          <w:rFonts w:ascii="宋体" w:eastAsia="宋体" w:hAnsi="宋体"/>
           <w:color w:val="121212"/>
           <w:sz w:val="24"/>
           <w:szCs w:val="24"/>
@@ -86,18 +93,38 @@
       </w:r>
       <w:r>
         <w:rPr>
-          <w:rFonts w:hint="eastAsia" w:ascii="宋体" w:hAnsi="宋体" w:eastAsia="宋体"/>
+          <w:rFonts w:ascii="宋体" w:eastAsia="宋体" w:hAnsi="宋体" w:hint="eastAsia"/>
           <w:color w:val="121212"/>
           <w:sz w:val="24"/>
           <w:szCs w:val="24"/>
           <w:shd w:val="clear" w:color="auto" w:fill="FFFFFF"/>
         </w:rPr>
-        <w:t>是一个主流的微服务框架，来自Google。</w:t>
-      </w:r>
-    </w:p>
-    <w:p>
-      <w:pPr>
-        <w:pStyle w:val="11"/>
+        <w:t>是一个主流的微服务框架，来自</w:t>
+      </w:r>
+      <w:r>
+        <w:rPr>
+          <w:rFonts w:ascii="宋体" w:eastAsia="宋体" w:hAnsi="宋体" w:hint="eastAsia"/>
+          <w:color w:val="121212"/>
+          <w:sz w:val="24"/>
+          <w:szCs w:val="24"/>
+          <w:shd w:val="clear" w:color="auto" w:fill="FFFFFF"/>
+        </w:rPr>
+        <w:t>Google</w:t>
+      </w:r>
+      <w:r>
+        <w:rPr>
+          <w:rFonts w:ascii="宋体" w:eastAsia="宋体" w:hAnsi="宋体" w:hint="eastAsia"/>
+          <w:color w:val="121212"/>
+          <w:sz w:val="24"/>
+          <w:szCs w:val="24"/>
+          <w:shd w:val="clear" w:color="auto" w:fill="FFFFFF"/>
+        </w:rPr>
+        <w:t>。</w:t>
+      </w:r>
+    </w:p>
+    <w:p>
+      <w:pPr>
+        <w:pStyle w:val="a5"/>
         <w:numPr>
           <w:ilvl w:val="0"/>
           <w:numId w:val="2"/>
@@ -105,14 +132,14 @@
         <w:spacing w:line="360" w:lineRule="auto"/>
         <w:ind w:left="0" w:firstLine="480"/>
         <w:rPr>
-          <w:rFonts w:ascii="宋体" w:hAnsi="宋体" w:eastAsia="宋体"/>
+          <w:rFonts w:ascii="宋体" w:eastAsia="宋体" w:hAnsi="宋体"/>
           <w:sz w:val="24"/>
           <w:szCs w:val="24"/>
         </w:rPr>
       </w:pPr>
       <w:r>
         <w:rPr>
-          <w:rFonts w:hint="eastAsia" w:ascii="宋体" w:hAnsi="宋体" w:eastAsia="宋体"/>
+          <w:rFonts w:ascii="宋体" w:eastAsia="宋体" w:hAnsi="宋体" w:hint="eastAsia"/>
           <w:color w:val="121212"/>
           <w:sz w:val="24"/>
           <w:szCs w:val="24"/>
@@ -122,7 +149,7 @@
       </w:r>
       <w:r>
         <w:rPr>
-          <w:rFonts w:ascii="宋体" w:hAnsi="宋体" w:eastAsia="宋体"/>
+          <w:rFonts w:ascii="宋体" w:eastAsia="宋体" w:hAnsi="宋体"/>
           <w:color w:val="121212"/>
           <w:sz w:val="24"/>
           <w:szCs w:val="24"/>
@@ -132,48 +159,82 @@
       </w:r>
       <w:r>
         <w:rPr>
-          <w:rFonts w:hint="eastAsia" w:ascii="宋体" w:hAnsi="宋体" w:eastAsia="宋体"/>
+          <w:rFonts w:ascii="宋体" w:eastAsia="宋体" w:hAnsi="宋体" w:hint="eastAsia"/>
           <w:color w:val="121212"/>
           <w:sz w:val="24"/>
           <w:szCs w:val="24"/>
           <w:shd w:val="clear" w:color="auto" w:fill="FFFFFF"/>
         </w:rPr>
-        <w:t>s是一个docker集群的管理工具。</w:t>
-      </w:r>
-    </w:p>
-    <w:p>
-      <w:pPr>
-        <w:pStyle w:val="3"/>
+        <w:t>s</w:t>
+      </w:r>
+      <w:r>
+        <w:rPr>
+          <w:rFonts w:ascii="宋体" w:eastAsia="宋体" w:hAnsi="宋体" w:hint="eastAsia"/>
+          <w:color w:val="121212"/>
+          <w:sz w:val="24"/>
+          <w:szCs w:val="24"/>
+          <w:shd w:val="clear" w:color="auto" w:fill="FFFFFF"/>
+        </w:rPr>
+        <w:t>是一个</w:t>
+      </w:r>
+      <w:r>
+        <w:rPr>
+          <w:rFonts w:ascii="宋体" w:eastAsia="宋体" w:hAnsi="宋体" w:hint="eastAsia"/>
+          <w:color w:val="121212"/>
+          <w:sz w:val="24"/>
+          <w:szCs w:val="24"/>
+          <w:shd w:val="clear" w:color="auto" w:fill="FFFFFF"/>
+        </w:rPr>
+        <w:t>docker</w:t>
+      </w:r>
+      <w:r>
+        <w:rPr>
+          <w:rFonts w:ascii="宋体" w:eastAsia="宋体" w:hAnsi="宋体" w:hint="eastAsia"/>
+          <w:color w:val="121212"/>
+          <w:sz w:val="24"/>
+          <w:szCs w:val="24"/>
+          <w:shd w:val="clear" w:color="auto" w:fill="FFFFFF"/>
+        </w:rPr>
+        <w:t>集群的管理工具。</w:t>
+      </w:r>
+    </w:p>
+    <w:p>
+      <w:pPr>
+        <w:pStyle w:val="2"/>
         <w:numPr>
           <w:ilvl w:val="0"/>
           <w:numId w:val="1"/>
         </w:numPr>
+      </w:pPr>
+      <w:r>
+        <w:t>K8</w:t>
+      </w:r>
+      <w:r>
         <w:rPr>
           <w:rFonts w:hint="eastAsia"/>
         </w:rPr>
-      </w:pPr>
-      <w:r>
-        <w:t>K8</w:t>
+        <w:t>s</w:t>
       </w:r>
       <w:r>
         <w:rPr>
           <w:rFonts w:hint="eastAsia"/>
         </w:rPr>
-        <w:t>s架构图</w:t>
+        <w:t>架构图</w:t>
       </w:r>
     </w:p>
     <w:p>
       <w:pPr>
         <w:spacing w:line="360" w:lineRule="auto"/>
         <w:rPr>
-          <w:rFonts w:ascii="宋体" w:hAnsi="宋体" w:eastAsia="宋体"/>
+          <w:rFonts w:ascii="宋体" w:eastAsia="宋体" w:hAnsi="宋体"/>
           <w:sz w:val="24"/>
           <w:szCs w:val="24"/>
         </w:rPr>
       </w:pPr>
       <w:r>
         <w:rPr>
-          <w:rFonts w:hint="eastAsia" w:ascii="宋体" w:hAnsi="宋体" w:eastAsia="宋体"/>
+          <w:rFonts w:ascii="宋体" w:eastAsia="宋体" w:hAnsi="宋体" w:hint="eastAsia"/>
+          <w:noProof/>
           <w:sz w:val="24"/>
           <w:szCs w:val="24"/>
         </w:rPr>
@@ -195,7 +256,7 @@
                     </pic:cNvPicPr>
                   </pic:nvPicPr>
                   <pic:blipFill>
-                    <a:blip r:embed="rId4">
+                    <a:blip r:embed="rId8">
                       <a:extLst>
                         <a:ext uri="{28A0092B-C50C-407E-A947-70E740481C1C}">
                           <a14:useLocalDpi xmlns:a14="http://schemas.microsoft.com/office/drawing/2010/main" val="0"/>
@@ -224,7 +285,7 @@
     </w:p>
     <w:p>
       <w:pPr>
-        <w:pStyle w:val="3"/>
+        <w:pStyle w:val="2"/>
         <w:numPr>
           <w:ilvl w:val="0"/>
           <w:numId w:val="1"/>
@@ -237,14 +298,20 @@
         <w:rPr>
           <w:rFonts w:hint="eastAsia"/>
         </w:rPr>
-        <w:t>s重要节点描述</w:t>
-      </w:r>
-    </w:p>
-    <w:p>
-      <w:pPr>
-        <w:pStyle w:val="5"/>
+        <w:t>s</w:t>
+      </w:r>
+      <w:r>
+        <w:rPr>
+          <w:rFonts w:hint="eastAsia"/>
+        </w:rPr>
+        <w:t>重要节点描述</w:t>
+      </w:r>
+    </w:p>
+    <w:p>
+      <w:pPr>
+        <w:pStyle w:val="a3"/>
         <w:spacing w:before="0" w:beforeAutospacing="0" w:after="0" w:afterAutospacing="0" w:line="360" w:lineRule="auto"/>
-        <w:ind w:firstLine="498" w:firstLineChars="200"/>
+        <w:ind w:firstLineChars="200" w:firstLine="490"/>
         <w:rPr>
           <w:color w:val="222222"/>
           <w:spacing w:val="4"/>
@@ -252,20 +319,27 @@
       </w:pPr>
       <w:r>
         <w:rPr>
-          <w:rStyle w:val="8"/>
+          <w:rStyle w:val="a4"/>
           <w:color w:val="222222"/>
           <w:spacing w:val="4"/>
         </w:rPr>
-        <w:t>master节点</w:t>
-      </w:r>
-    </w:p>
-    <w:p>
-      <w:pPr>
-        <w:pStyle w:val="5"/>
+        <w:t>master</w:t>
+      </w:r>
+      <w:r>
+        <w:rPr>
+          <w:rStyle w:val="a4"/>
+          <w:color w:val="222222"/>
+          <w:spacing w:val="4"/>
+        </w:rPr>
+        <w:t>节点</w:t>
+      </w:r>
+    </w:p>
+    <w:p>
+      <w:pPr>
+        <w:pStyle w:val="a3"/>
         <w:spacing w:before="0" w:beforeAutospacing="0" w:after="0" w:afterAutospacing="0" w:line="360" w:lineRule="auto"/>
-        <w:ind w:firstLine="496" w:firstLineChars="200"/>
-        <w:rPr>
-          <w:rFonts w:hint="eastAsia"/>
+        <w:ind w:firstLineChars="200" w:firstLine="488"/>
+        <w:rPr>
           <w:color w:val="222222"/>
           <w:spacing w:val="4"/>
         </w:rPr>
@@ -275,14 +349,35 @@
           <w:color w:val="222222"/>
           <w:spacing w:val="4"/>
         </w:rPr>
-        <w:t>Master 是 Cluster 的大脑，它的主要职责是调度，即决定将应用放在哪里运行。</w:t>
-      </w:r>
-    </w:p>
-    <w:p>
-      <w:pPr>
-        <w:pStyle w:val="5"/>
+        <w:t xml:space="preserve">Master </w:t>
+      </w:r>
+      <w:r>
+        <w:rPr>
+          <w:color w:val="222222"/>
+          <w:spacing w:val="4"/>
+        </w:rPr>
+        <w:t>是</w:t>
+      </w:r>
+      <w:r>
+        <w:rPr>
+          <w:color w:val="222222"/>
+          <w:spacing w:val="4"/>
+        </w:rPr>
+        <w:t xml:space="preserve"> Cluster </w:t>
+      </w:r>
+      <w:r>
+        <w:rPr>
+          <w:color w:val="222222"/>
+          <w:spacing w:val="4"/>
+        </w:rPr>
+        <w:t>的大脑，它的主要职责是调度，即决定将应用放在哪里运行。</w:t>
+      </w:r>
+    </w:p>
+    <w:p>
+      <w:pPr>
+        <w:pStyle w:val="a3"/>
         <w:spacing w:before="0" w:beforeAutospacing="0" w:after="0" w:afterAutospacing="0" w:line="360" w:lineRule="auto"/>
-        <w:ind w:firstLine="498" w:firstLineChars="200"/>
+        <w:ind w:firstLineChars="200" w:firstLine="490"/>
         <w:rPr>
           <w:color w:val="222222"/>
           <w:spacing w:val="4"/>
@@ -290,18 +385,26 @@
       </w:pPr>
       <w:r>
         <w:rPr>
-          <w:rStyle w:val="8"/>
+          <w:rStyle w:val="a4"/>
           <w:color w:val="222222"/>
           <w:spacing w:val="4"/>
         </w:rPr>
-        <w:t>node节点</w:t>
-      </w:r>
-    </w:p>
-    <w:p>
-      <w:pPr>
-        <w:pStyle w:val="5"/>
+        <w:t>node</w:t>
+      </w:r>
+      <w:r>
+        <w:rPr>
+          <w:rStyle w:val="a4"/>
+          <w:color w:val="222222"/>
+          <w:spacing w:val="4"/>
+        </w:rPr>
+        <w:t>节点</w:t>
+      </w:r>
+    </w:p>
+    <w:p>
+      <w:pPr>
+        <w:pStyle w:val="a3"/>
         <w:spacing w:before="0" w:beforeAutospacing="0" w:after="0" w:afterAutospacing="0" w:line="360" w:lineRule="auto"/>
-        <w:ind w:firstLine="496" w:firstLineChars="200"/>
+        <w:ind w:firstLineChars="200" w:firstLine="488"/>
         <w:rPr>
           <w:color w:val="222222"/>
           <w:spacing w:val="4"/>
@@ -312,25 +415,105 @@
           <w:color w:val="222222"/>
           <w:spacing w:val="4"/>
         </w:rPr>
-        <w:t>Node 的职责是运行容器应用。Node 由 Master 管理，Node 负责监控并汇报容器的状态，并根据 Master 的要求管理容器的生命周期。</w:t>
-      </w:r>
-    </w:p>
-    <w:p>
-      <w:pPr>
-        <w:pStyle w:val="3"/>
-      </w:pPr>
-      <w:r>
-        <w:t>4、 </w:t>
-      </w:r>
-      <w:r>
-        <w:rPr>
-          <w:rStyle w:val="8"/>
+        <w:lastRenderedPageBreak/>
+        <w:t xml:space="preserve">Node </w:t>
+      </w:r>
+      <w:r>
+        <w:rPr>
+          <w:color w:val="222222"/>
+          <w:spacing w:val="4"/>
+        </w:rPr>
+        <w:t>的职责是运行容器应用。</w:t>
+      </w:r>
+      <w:r>
+        <w:rPr>
+          <w:color w:val="222222"/>
+          <w:spacing w:val="4"/>
+        </w:rPr>
+        <w:t xml:space="preserve">Node </w:t>
+      </w:r>
+      <w:r>
+        <w:rPr>
+          <w:color w:val="222222"/>
+          <w:spacing w:val="4"/>
+        </w:rPr>
+        <w:t>由</w:t>
+      </w:r>
+      <w:r>
+        <w:rPr>
+          <w:color w:val="222222"/>
+          <w:spacing w:val="4"/>
+        </w:rPr>
+        <w:t xml:space="preserve"> Master </w:t>
+      </w:r>
+      <w:r>
+        <w:rPr>
+          <w:color w:val="222222"/>
+          <w:spacing w:val="4"/>
+        </w:rPr>
+        <w:t>管理，</w:t>
+      </w:r>
+      <w:r>
+        <w:rPr>
+          <w:color w:val="222222"/>
+          <w:spacing w:val="4"/>
+        </w:rPr>
+        <w:t xml:space="preserve">Node </w:t>
+      </w:r>
+      <w:r>
+        <w:rPr>
+          <w:color w:val="222222"/>
+          <w:spacing w:val="4"/>
+        </w:rPr>
+        <w:t>负责监控并汇报容器的状态，并根据</w:t>
+      </w:r>
+      <w:r>
+        <w:rPr>
+          <w:color w:val="222222"/>
+          <w:spacing w:val="4"/>
+        </w:rPr>
+        <w:t xml:space="preserve"> Master </w:t>
+      </w:r>
+      <w:r>
+        <w:rPr>
+          <w:color w:val="222222"/>
+          <w:spacing w:val="4"/>
+        </w:rPr>
+        <w:t>的要求管理容器的生命周期。</w:t>
+      </w:r>
+    </w:p>
+    <w:p>
+      <w:pPr>
+        <w:pStyle w:val="2"/>
+      </w:pPr>
+      <w:r>
+        <w:t>4</w:t>
+      </w:r>
+      <w:r>
+        <w:t>、</w:t>
+      </w:r>
+      <w:r>
+        <w:t> </w:t>
+      </w:r>
+      <w:r>
+        <w:rPr>
+          <w:rStyle w:val="a4"/>
           <w:rFonts w:ascii="Arial" w:hAnsi="Arial" w:cs="Arial"/>
           <w:b/>
           <w:bCs/>
           <w:color w:val="222222"/>
         </w:rPr>
-        <w:t>过程原理:</w:t>
+        <w:t>过程原理</w:t>
+      </w:r>
+      <w:r>
+        <w:rPr>
+          <w:rStyle w:val="a4"/>
+          <w:rFonts w:ascii="Arial" w:hAnsi="Arial" w:cs="Arial"/>
+          <w:b/>
+          <w:bCs/>
+          <w:color w:val="222222"/>
+        </w:rPr>
+        <w:t>:</w:t>
       </w:r>
     </w:p>
     <w:p>
@@ -356,7 +539,43 @@
           <w:sz w:val="23"/>
           <w:szCs w:val="23"/>
         </w:rPr>
-        <w:t>用户通过kubectl提交需要运行的docker container(pod);</w:t>
+        <w:t>用户通过</w:t>
+      </w:r>
+      <w:r>
+        <w:rPr>
+          <w:rFonts w:ascii="Arial" w:hAnsi="Arial" w:cs="Arial"/>
+          <w:color w:val="222222"/>
+          <w:sz w:val="23"/>
+          <w:szCs w:val="23"/>
+        </w:rPr>
+        <w:t>kubectl</w:t>
+      </w:r>
+      <w:r>
+        <w:rPr>
+          <w:rFonts w:ascii="Arial" w:hAnsi="Arial" w:cs="Arial"/>
+          <w:color w:val="222222"/>
+          <w:sz w:val="23"/>
+          <w:szCs w:val="23"/>
+        </w:rPr>
+        <w:t>提交需要运行的</w:t>
+      </w:r>
+      <w:r>
+        <w:rPr>
+          <w:rFonts w:ascii="Arial" w:hAnsi="Arial" w:cs="Arial"/>
+          <w:color w:val="222222"/>
+          <w:sz w:val="23"/>
+          <w:szCs w:val="23"/>
+        </w:rPr>
+        <w:t xml:space="preserve">docker </w:t>
+      </w:r>
+      <w:r>
+        <w:rPr>
+          <w:rFonts w:ascii="Arial" w:hAnsi="Arial" w:cs="Arial"/>
+          <w:color w:val="222222"/>
+          <w:sz w:val="23"/>
+          <w:szCs w:val="23"/>
+        </w:rPr>
+        <w:t>container(pod);</w:t>
       </w:r>
     </w:p>
     <w:p>
@@ -382,7 +601,61 @@
           <w:sz w:val="23"/>
           <w:szCs w:val="23"/>
         </w:rPr>
-        <w:t>master节点的api server把请求存储在etcd数据库中;</w:t>
+        <w:t>master</w:t>
+      </w:r>
+      <w:r>
+        <w:rPr>
+          <w:rFonts w:ascii="Arial" w:hAnsi="Arial" w:cs="Arial"/>
+          <w:color w:val="222222"/>
+          <w:sz w:val="23"/>
+          <w:szCs w:val="23"/>
+        </w:rPr>
+        <w:t>节点的</w:t>
+      </w:r>
+      <w:r>
+        <w:rPr>
+          <w:rFonts w:ascii="Arial" w:hAnsi="Arial" w:cs="Arial"/>
+          <w:color w:val="222222"/>
+          <w:sz w:val="23"/>
+          <w:szCs w:val="23"/>
+        </w:rPr>
+        <w:t>api server</w:t>
+      </w:r>
+      <w:r>
+        <w:rPr>
+          <w:rFonts w:ascii="Arial" w:hAnsi="Arial" w:cs="Arial"/>
+          <w:color w:val="222222"/>
+          <w:sz w:val="23"/>
+          <w:szCs w:val="23"/>
+        </w:rPr>
+        <w:t>把请求存储在</w:t>
+      </w:r>
+      <w:r>
+        <w:rPr>
+          <w:rFonts w:ascii="Arial" w:hAnsi="Arial" w:cs="Arial"/>
+          <w:color w:val="222222"/>
+          <w:sz w:val="23"/>
+          <w:szCs w:val="23"/>
+        </w:rPr>
+        <w:t>etcd</w:t>
+      </w:r>
+      <w:r>
+        <w:rPr>
+          <w:rFonts w:ascii="Arial" w:hAnsi="Arial" w:cs="Arial"/>
+          <w:color w:val="222222"/>
+          <w:sz w:val="23"/>
+          <w:szCs w:val="23"/>
+        </w:rPr>
+        <w:t>数据库中</w:t>
+      </w:r>
+      <w:r>
+        <w:rPr>
+          <w:rFonts w:ascii="Arial" w:hAnsi="Arial" w:cs="Arial"/>
+          <w:color w:val="222222"/>
+          <w:sz w:val="23"/>
+          <w:szCs w:val="23"/>
+        </w:rPr>
+        <w:t>;</w:t>
       </w:r>
     </w:p>
     <w:p>
@@ -408,7 +681,61 @@
           <w:sz w:val="23"/>
           <w:szCs w:val="23"/>
         </w:rPr>
-        <w:t>scheduler调度器进行扫描 ,将合适的node节点机器分配出去;</w:t>
+        <w:t>scheduler</w:t>
+      </w:r>
+      <w:r>
+        <w:rPr>
+          <w:rFonts w:ascii="Arial" w:hAnsi="Arial" w:cs="Arial"/>
+          <w:color w:val="222222"/>
+          <w:sz w:val="23"/>
+          <w:szCs w:val="23"/>
+        </w:rPr>
+        <w:t>调度器进行扫描</w:t>
+      </w:r>
+      <w:r>
+        <w:rPr>
+          <w:rFonts w:ascii="Arial" w:hAnsi="Arial" w:cs="Arial"/>
+          <w:color w:val="222222"/>
+          <w:sz w:val="23"/>
+          <w:szCs w:val="23"/>
+        </w:rPr>
+        <w:t xml:space="preserve"> ,</w:t>
+      </w:r>
+      <w:r>
+        <w:rPr>
+          <w:rFonts w:ascii="Arial" w:hAnsi="Arial" w:cs="Arial"/>
+          <w:color w:val="222222"/>
+          <w:sz w:val="23"/>
+          <w:szCs w:val="23"/>
+        </w:rPr>
+        <w:t>将合适的</w:t>
+      </w:r>
+      <w:r>
+        <w:rPr>
+          <w:rFonts w:ascii="Arial" w:hAnsi="Arial" w:cs="Arial"/>
+          <w:color w:val="222222"/>
+          <w:sz w:val="23"/>
+          <w:szCs w:val="23"/>
+        </w:rPr>
+        <w:t>node</w:t>
+      </w:r>
+      <w:r>
+        <w:rPr>
+          <w:rFonts w:ascii="Arial" w:hAnsi="Arial" w:cs="Arial"/>
+          <w:color w:val="222222"/>
+          <w:sz w:val="23"/>
+          <w:szCs w:val="23"/>
+        </w:rPr>
+        <w:t>节点机器分配出去</w:t>
+      </w:r>
+      <w:r>
+        <w:rPr>
+          <w:rFonts w:ascii="Arial" w:hAnsi="Arial" w:cs="Arial"/>
+          <w:color w:val="222222"/>
+          <w:sz w:val="23"/>
+          <w:szCs w:val="23"/>
+        </w:rPr>
+        <w:t>;</w:t>
       </w:r>
     </w:p>
     <w:p>
@@ -421,54 +748,730 @@
         <w:spacing w:after="120"/>
         <w:jc w:val="left"/>
         <w:rPr>
-          <w:rFonts w:hint="default" w:ascii="Arial" w:hAnsi="Arial" w:cs="Arial" w:eastAsiaTheme="minorEastAsia"/>
-          <w:color w:val="222222"/>
-          <w:sz w:val="23"/>
-          <w:szCs w:val="23"/>
-          <w:lang w:val="en-US" w:eastAsia="zh-CN"/>
-        </w:rPr>
-      </w:pPr>
-      <w:r>
-        <w:rPr>
-          <w:rFonts w:ascii="Arial" w:hAnsi="Arial" w:cs="Arial"/>
-          <w:color w:val="222222"/>
-          <w:sz w:val="23"/>
-          <w:szCs w:val="23"/>
-        </w:rPr>
-        <w:t>node节点的kublet找到自己要跑的container,在本机上运行</w:t>
-      </w:r>
-    </w:p>
-    <w:p>
-      <w:pPr>
-        <w:pStyle w:val="4"/>
-        <w:bidi w:val="0"/>
-        <w:rPr>
-          <w:rFonts w:hint="default"/>
-          <w:sz w:val="28"/>
-          <w:szCs w:val="28"/>
-          <w:lang w:val="en-US" w:eastAsia="zh-CN"/>
-        </w:rPr>
-      </w:pPr>
+          <w:rFonts w:ascii="Arial" w:hAnsi="Arial" w:cs="Arial"/>
+          <w:color w:val="222222"/>
+          <w:sz w:val="23"/>
+          <w:szCs w:val="23"/>
+        </w:rPr>
+      </w:pPr>
+      <w:r>
+        <w:rPr>
+          <w:rFonts w:ascii="Arial" w:hAnsi="Arial" w:cs="Arial"/>
+          <w:color w:val="222222"/>
+          <w:sz w:val="23"/>
+          <w:szCs w:val="23"/>
+        </w:rPr>
+        <w:t>node</w:t>
+      </w:r>
+      <w:r>
+        <w:rPr>
+          <w:rFonts w:ascii="Arial" w:hAnsi="Arial" w:cs="Arial"/>
+          <w:color w:val="222222"/>
+          <w:sz w:val="23"/>
+          <w:szCs w:val="23"/>
+        </w:rPr>
+        <w:t>节点的</w:t>
+      </w:r>
+      <w:r>
+        <w:rPr>
+          <w:rFonts w:ascii="Arial" w:hAnsi="Arial" w:cs="Arial"/>
+          <w:color w:val="222222"/>
+          <w:sz w:val="23"/>
+          <w:szCs w:val="23"/>
+        </w:rPr>
+        <w:t>kublet</w:t>
+      </w:r>
+      <w:r>
+        <w:rPr>
+          <w:rFonts w:ascii="Arial" w:hAnsi="Arial" w:cs="Arial"/>
+          <w:color w:val="222222"/>
+          <w:sz w:val="23"/>
+          <w:szCs w:val="23"/>
+        </w:rPr>
+        <w:t>找到自己要跑的</w:t>
+      </w:r>
+      <w:r>
+        <w:rPr>
+          <w:rFonts w:ascii="Arial" w:hAnsi="Arial" w:cs="Arial"/>
+          <w:color w:val="222222"/>
+          <w:sz w:val="23"/>
+          <w:szCs w:val="23"/>
+        </w:rPr>
+        <w:t>container,</w:t>
+      </w:r>
+      <w:r>
+        <w:rPr>
+          <w:rFonts w:ascii="Arial" w:hAnsi="Arial" w:cs="Arial"/>
+          <w:color w:val="222222"/>
+          <w:sz w:val="23"/>
+          <w:szCs w:val="23"/>
+        </w:rPr>
+        <w:t>在本机上运行</w:t>
+      </w:r>
+    </w:p>
+    <w:p>
+      <w:pPr>
+        <w:pStyle w:val="1"/>
+        <w:rPr>
+          <w:rFonts w:hint="eastAsia"/>
+        </w:rPr>
+      </w:pPr>
+      <w:r>
+        <w:rPr>
+          <w:rFonts w:hint="eastAsia"/>
+        </w:rPr>
+        <w:t>一、pod</w:t>
+      </w:r>
       <w:bookmarkStart w:id="0" w:name="_GoBack"/>
       <w:bookmarkEnd w:id="0"/>
+    </w:p>
+    <w:p>
+      <w:pPr>
+        <w:pStyle w:val="2"/>
+      </w:pPr>
+      <w:r>
+        <w:t>1</w:t>
+      </w:r>
+      <w:r>
+        <w:rPr>
+          <w:rFonts w:hint="eastAsia"/>
+        </w:rPr>
+        <w:t>、</w:t>
+      </w:r>
+      <w:r>
+        <w:t>pod概览</w:t>
+      </w:r>
+    </w:p>
+    <w:p>
+      <w:pPr>
+        <w:ind w:firstLine="420"/>
+        <w:rPr>
+          <w:rFonts w:ascii="宋体" w:hAnsi="宋体"/>
+        </w:rPr>
+      </w:pPr>
+      <w:r>
+        <w:rPr>
+          <w:rFonts w:ascii="宋体" w:hAnsi="宋体"/>
+        </w:rPr>
+        <w:t>Pod</w:t>
+      </w:r>
+      <w:r>
+        <w:rPr>
+          <w:rFonts w:ascii="宋体" w:hAnsi="宋体"/>
+        </w:rPr>
+        <w:t>是</w:t>
+      </w:r>
+      <w:r>
+        <w:rPr>
+          <w:rFonts w:ascii="宋体" w:hAnsi="宋体"/>
+        </w:rPr>
+        <w:t>k8s</w:t>
+      </w:r>
+      <w:r>
+        <w:rPr>
+          <w:rFonts w:ascii="宋体" w:hAnsi="宋体"/>
+        </w:rPr>
+        <w:t>中你可以创建和部署的最小也是最简单位。一个</w:t>
+      </w:r>
+      <w:r>
+        <w:rPr>
+          <w:rFonts w:ascii="宋体" w:hAnsi="宋体"/>
+        </w:rPr>
+        <w:t>Pod</w:t>
+      </w:r>
+      <w:r>
+        <w:rPr>
+          <w:rFonts w:ascii="宋体" w:hAnsi="宋体"/>
+        </w:rPr>
+        <w:t>代表着集群中运行的一个进程。</w:t>
+      </w:r>
+    </w:p>
+    <w:p>
+      <w:pPr>
+        <w:ind w:firstLine="420"/>
+        <w:rPr>
+          <w:rFonts w:ascii="宋体" w:hAnsi="宋体"/>
+        </w:rPr>
+      </w:pPr>
+      <w:r>
+        <w:rPr>
+          <w:rFonts w:ascii="宋体" w:hAnsi="宋体"/>
+        </w:rPr>
+        <w:t>Pod</w:t>
+      </w:r>
+      <w:r>
+        <w:rPr>
+          <w:rFonts w:ascii="宋体" w:hAnsi="宋体"/>
+        </w:rPr>
+        <w:t>中封装着应用的容器（有的情况下是好几个容器），存储、</w:t>
+      </w:r>
+      <w:r>
+        <w:rPr>
+          <w:rFonts w:ascii="宋体" w:hAnsi="宋体"/>
+          <w:color w:val="FF0000"/>
+        </w:rPr>
+        <w:t>独立的网络</w:t>
+      </w:r>
+      <w:r>
+        <w:rPr>
+          <w:rFonts w:ascii="宋体" w:hAnsi="宋体"/>
+          <w:color w:val="FF0000"/>
+        </w:rPr>
+        <w:t>IP</w:t>
+      </w:r>
+      <w:r>
+        <w:rPr>
+          <w:rFonts w:ascii="宋体" w:hAnsi="宋体"/>
+        </w:rPr>
+        <w:t>，管理容器如何运行的策略选项。</w:t>
+      </w:r>
+      <w:r>
+        <w:rPr>
+          <w:rFonts w:ascii="宋体" w:hAnsi="宋体"/>
+        </w:rPr>
+        <w:t>Pod</w:t>
+      </w:r>
+      <w:r>
+        <w:rPr>
+          <w:rFonts w:ascii="宋体" w:hAnsi="宋体"/>
+        </w:rPr>
+        <w:t>代表着部署的一个单位：</w:t>
+      </w:r>
+      <w:r>
+        <w:rPr>
+          <w:rFonts w:ascii="宋体" w:hAnsi="宋体"/>
+        </w:rPr>
+        <w:t>kubernetes</w:t>
+      </w:r>
+      <w:r>
+        <w:rPr>
+          <w:rFonts w:ascii="宋体" w:hAnsi="宋体"/>
+        </w:rPr>
+        <w:t>中应用的一个实例，可能由一个或者多个容器组合在一起共享资源</w:t>
+      </w:r>
+    </w:p>
+    <w:p>
+      <w:pPr>
+        <w:ind w:firstLine="420"/>
+        <w:rPr>
+          <w:rFonts w:ascii="宋体" w:hAnsi="宋体"/>
+        </w:rPr>
+      </w:pPr>
+      <w:r>
+        <w:rPr>
+          <w:rFonts w:ascii="宋体" w:hAnsi="宋体" w:hint="eastAsia"/>
+        </w:rPr>
+        <w:t>在</w:t>
+      </w:r>
+      <w:r>
+        <w:rPr>
+          <w:rFonts w:ascii="宋体" w:hAnsi="宋体"/>
+        </w:rPr>
+        <w:t>Kubrenetes</w:t>
+      </w:r>
+      <w:r>
+        <w:rPr>
+          <w:rFonts w:ascii="宋体" w:hAnsi="宋体"/>
+        </w:rPr>
+        <w:t>集群中</w:t>
+      </w:r>
+      <w:r>
+        <w:rPr>
+          <w:rFonts w:ascii="宋体" w:hAnsi="宋体"/>
+        </w:rPr>
+        <w:t>Pod</w:t>
+      </w:r>
+      <w:r>
+        <w:rPr>
+          <w:rFonts w:ascii="宋体" w:hAnsi="宋体"/>
+        </w:rPr>
+        <w:t>有如下两种使用方式：</w:t>
+      </w:r>
+    </w:p>
+    <w:p>
+      <w:pPr>
+        <w:ind w:firstLine="420"/>
+        <w:rPr>
+          <w:rFonts w:ascii="宋体" w:hAnsi="宋体"/>
+        </w:rPr>
+      </w:pPr>
+      <w:r>
+        <w:rPr>
+          <w:rFonts w:ascii="宋体" w:hAnsi="宋体" w:hint="eastAsia"/>
+        </w:rPr>
+        <w:t>一个</w:t>
+      </w:r>
+      <w:r>
+        <w:rPr>
+          <w:rFonts w:ascii="宋体" w:hAnsi="宋体"/>
+        </w:rPr>
+        <w:t>Pod</w:t>
+      </w:r>
+      <w:r>
+        <w:rPr>
+          <w:rFonts w:ascii="宋体" w:hAnsi="宋体"/>
+        </w:rPr>
+        <w:t>中运行一个容器。</w:t>
+      </w:r>
+      <w:r>
+        <w:rPr>
+          <w:rFonts w:ascii="宋体" w:hAnsi="宋体"/>
+        </w:rPr>
+        <w:t>“</w:t>
+      </w:r>
+      <w:r>
+        <w:rPr>
+          <w:rFonts w:ascii="宋体" w:hAnsi="宋体"/>
+        </w:rPr>
+        <w:t>每个</w:t>
+      </w:r>
+      <w:r>
+        <w:rPr>
+          <w:rFonts w:ascii="宋体" w:hAnsi="宋体"/>
+        </w:rPr>
+        <w:t>Pod</w:t>
+      </w:r>
+      <w:r>
+        <w:rPr>
+          <w:rFonts w:ascii="宋体" w:hAnsi="宋体"/>
+        </w:rPr>
+        <w:t>中一个容器</w:t>
+      </w:r>
+      <w:r>
+        <w:rPr>
+          <w:rFonts w:ascii="宋体" w:hAnsi="宋体"/>
+        </w:rPr>
+        <w:t>”</w:t>
+      </w:r>
+      <w:r>
+        <w:rPr>
+          <w:rFonts w:ascii="宋体" w:hAnsi="宋体"/>
+        </w:rPr>
+        <w:t>的模式是最常见的用法：在这种使用方式中，你可以把</w:t>
+      </w:r>
+      <w:r>
+        <w:rPr>
+          <w:rFonts w:ascii="宋体" w:hAnsi="宋体"/>
+        </w:rPr>
+        <w:t>Pod</w:t>
+      </w:r>
+      <w:r>
+        <w:rPr>
+          <w:rFonts w:ascii="宋体" w:hAnsi="宋体"/>
+        </w:rPr>
+        <w:t>想象成是单个容器的封装，</w:t>
+      </w:r>
+      <w:r>
+        <w:rPr>
+          <w:rFonts w:ascii="宋体" w:hAnsi="宋体"/>
+        </w:rPr>
+        <w:t>kuberentes</w:t>
+      </w:r>
+      <w:r>
+        <w:rPr>
+          <w:rFonts w:ascii="宋体" w:hAnsi="宋体"/>
+        </w:rPr>
+        <w:t>管理的是</w:t>
+      </w:r>
+      <w:r>
+        <w:rPr>
+          <w:rFonts w:ascii="宋体" w:hAnsi="宋体"/>
+        </w:rPr>
+        <w:t>Pod</w:t>
+      </w:r>
+      <w:r>
+        <w:rPr>
+          <w:rFonts w:ascii="宋体" w:hAnsi="宋体"/>
+        </w:rPr>
+        <w:t>而不是直接管理容器。</w:t>
+      </w:r>
+    </w:p>
+    <w:p>
+      <w:pPr>
+        <w:ind w:firstLine="420"/>
+        <w:rPr>
+          <w:rFonts w:ascii="宋体" w:hAnsi="宋体"/>
+        </w:rPr>
+      </w:pPr>
+      <w:r>
+        <w:rPr>
+          <w:rFonts w:ascii="宋体" w:hAnsi="宋体" w:hint="eastAsia"/>
+        </w:rPr>
+        <w:t>在一个</w:t>
+      </w:r>
+      <w:r>
+        <w:rPr>
+          <w:rFonts w:ascii="宋体" w:hAnsi="宋体"/>
+        </w:rPr>
+        <w:t>Pod</w:t>
+      </w:r>
+      <w:r>
+        <w:rPr>
+          <w:rFonts w:ascii="宋体" w:hAnsi="宋体"/>
+        </w:rPr>
+        <w:t>中同时运行多个容器。一个</w:t>
+      </w:r>
+      <w:r>
+        <w:rPr>
+          <w:rFonts w:ascii="宋体" w:hAnsi="宋体"/>
+        </w:rPr>
+        <w:t>Pod</w:t>
+      </w:r>
+      <w:r>
+        <w:rPr>
+          <w:rFonts w:ascii="宋体" w:hAnsi="宋体"/>
+        </w:rPr>
+        <w:t>中也可以同时封装几个需要紧密耦合互相协作的容器，它们之间共享资源。这些在同一个</w:t>
+      </w:r>
+      <w:r>
+        <w:rPr>
+          <w:rFonts w:ascii="宋体" w:hAnsi="宋体"/>
+        </w:rPr>
+        <w:t>Pod</w:t>
+      </w:r>
+      <w:r>
+        <w:rPr>
+          <w:rFonts w:ascii="宋体" w:hAnsi="宋体"/>
+        </w:rPr>
+        <w:t>中的容器可以互相协作成为一个</w:t>
+      </w:r>
+      <w:r>
+        <w:rPr>
+          <w:rFonts w:ascii="宋体" w:hAnsi="宋体"/>
+        </w:rPr>
+        <w:t>service</w:t>
+      </w:r>
+      <w:r>
+        <w:rPr>
+          <w:rFonts w:ascii="宋体" w:hAnsi="宋体"/>
+        </w:rPr>
+        <w:t>单位</w:t>
+      </w:r>
+      <w:r>
+        <w:rPr>
+          <w:rFonts w:ascii="宋体" w:hAnsi="宋体"/>
+        </w:rPr>
+        <w:t>——</w:t>
+      </w:r>
+      <w:r>
+        <w:rPr>
+          <w:rFonts w:ascii="宋体" w:hAnsi="宋体"/>
+        </w:rPr>
+        <w:t>一个容器共享文件，另一个</w:t>
+      </w:r>
+      <w:r>
+        <w:rPr>
+          <w:rFonts w:ascii="宋体" w:hAnsi="宋体"/>
+        </w:rPr>
+        <w:t>“sidecar”</w:t>
+      </w:r>
+      <w:r>
+        <w:rPr>
+          <w:rFonts w:ascii="宋体" w:hAnsi="宋体"/>
+        </w:rPr>
+        <w:t>容器来更新这些文件。</w:t>
+      </w:r>
+      <w:r>
+        <w:rPr>
+          <w:rFonts w:ascii="宋体" w:hAnsi="宋体"/>
+        </w:rPr>
+        <w:t>Pod</w:t>
+      </w:r>
+      <w:r>
+        <w:rPr>
+          <w:rFonts w:ascii="宋体" w:hAnsi="宋体"/>
+        </w:rPr>
+        <w:t>将这些容器的存储资源作为一个实体来管理。</w:t>
+      </w:r>
+    </w:p>
+    <w:p>
+      <w:pPr>
+        <w:pStyle w:val="2"/>
+      </w:pPr>
+      <w:r>
+        <w:t>2. pod网络</w:t>
+      </w:r>
+    </w:p>
+    <w:p>
+      <w:pPr>
+        <w:ind w:firstLine="420"/>
+      </w:pPr>
+      <w:r>
+        <w:rPr>
+          <w:rFonts w:hint="eastAsia"/>
+        </w:rPr>
+        <w:t>由于一个</w:t>
+      </w:r>
+      <w:r>
+        <w:t>pod中的容器运行于相同的Network命名空间中，因此它们共享相同的IP地址和端口空间。当两个pod彼此之间发送网络数据包时，它们都会将对方的实际IP地址看作数据包中的源IP。</w:t>
+      </w:r>
+    </w:p>
+    <w:p>
+      <w:pPr>
+        <w:ind w:firstLine="420"/>
+      </w:pPr>
+      <w:r>
+        <w:t>pod 是逻辑主机，其行为与非容器世界中的物理主机或虚拟机非常相似。此外，运行在同一个pod中的进程与运行在同一物理机或虚拟机上的进程相似，只是每个进程都封装在一个容器之中。</w:t>
+      </w:r>
+    </w:p>
+    <w:p>
+      <w:pPr>
+        <w:ind w:firstLine="420"/>
+      </w:pPr>
+    </w:p>
+    <w:p>
+      <w:pPr>
+        <w:pStyle w:val="1"/>
+      </w:pPr>
+      <w:r>
+        <w:rPr>
+          <w:rFonts w:hint="eastAsia"/>
+        </w:rPr>
+        <w:lastRenderedPageBreak/>
+        <w:t>二、创建</w:t>
+      </w:r>
+      <w:r>
+        <w:t>pod的两种方式</w:t>
+      </w:r>
+    </w:p>
+    <w:p>
+      <w:pPr>
+        <w:pStyle w:val="2"/>
+        <w:ind w:firstLine="640"/>
+      </w:pPr>
+      <w:r>
+        <w:t>1. 命令方式</w:t>
+      </w:r>
+      <w:r>
+        <w:rPr>
+          <w:rFonts w:hint="eastAsia"/>
+        </w:rPr>
+        <w:t>（不常用）</w:t>
+      </w:r>
+    </w:p>
+    <w:p>
+      <w:pPr>
+        <w:pStyle w:val="2"/>
+        <w:ind w:firstLine="640"/>
+      </w:pPr>
+      <w:r>
+        <w:t>2. 文件方式</w:t>
+      </w:r>
+      <w:r>
+        <w:rPr>
+          <w:rFonts w:hint="eastAsia"/>
+        </w:rPr>
+        <w:t>（常用）</w:t>
+      </w:r>
+    </w:p>
+    <w:p>
+      <w:pPr>
+        <w:ind w:firstLine="420"/>
+      </w:pPr>
+      <w:r>
+        <w:tab/>
+      </w:r>
+      <w:r>
+        <w:rPr>
+          <w:rFonts w:hint="eastAsia"/>
+        </w:rPr>
+        <w:t>文件方式就是通过配置deploymen</w:t>
+      </w:r>
+      <w:r>
+        <w:t>t</w:t>
+      </w:r>
+      <w:r>
+        <w:rPr>
+          <w:rFonts w:hint="eastAsia"/>
+        </w:rPr>
+        <w:t>类型控制器，内容如下：</w:t>
+      </w:r>
+    </w:p>
+    <w:p>
+      <w:pPr>
+        <w:ind w:firstLine="420"/>
+      </w:pPr>
+      <w:r>
+        <w:rPr>
+          <w:noProof/>
+        </w:rPr>
+        <w:drawing>
+          <wp:inline distT="0" distB="0" distL="0" distR="0" wp14:anchorId="57F6A7A1" wp14:editId="2C89A58E">
+            <wp:extent cx="5274310" cy="2640965"/>
+            <wp:effectExtent l="0" t="0" r="2540" b="6985"/>
+            <wp:docPr id="1" name="图片 1"/>
+            <wp:cNvGraphicFramePr>
+              <a:graphicFrameLocks xmlns:a="http://schemas.openxmlformats.org/drawingml/2006/main" noChangeAspect="1"/>
+            </wp:cNvGraphicFramePr>
+            <a:graphic xmlns:a="http://schemas.openxmlformats.org/drawingml/2006/main">
+              <a:graphicData uri="http://schemas.openxmlformats.org/drawingml/2006/picture">
+                <pic:pic xmlns:pic="http://schemas.openxmlformats.org/drawingml/2006/picture">
+                  <pic:nvPicPr>
+                    <pic:cNvPr id="1" name=""/>
+                    <pic:cNvPicPr/>
+                  </pic:nvPicPr>
+                  <pic:blipFill>
+                    <a:blip r:embed="rId9"/>
+                    <a:stretch>
+                      <a:fillRect/>
+                    </a:stretch>
+                  </pic:blipFill>
+                  <pic:spPr>
+                    <a:xfrm>
+                      <a:off x="0" y="0"/>
+                      <a:ext cx="5274310" cy="2640965"/>
+                    </a:xfrm>
+                    <a:prstGeom prst="rect">
+                      <a:avLst/>
+                    </a:prstGeom>
+                  </pic:spPr>
+                </pic:pic>
+              </a:graphicData>
+            </a:graphic>
+          </wp:inline>
+        </w:drawing>
+      </w:r>
+    </w:p>
+    <w:p>
+      <w:pPr>
+        <w:ind w:firstLine="420"/>
+      </w:pPr>
+      <w:r>
+        <w:rPr>
+          <w:rFonts w:hint="eastAsia"/>
+        </w:rPr>
+        <w:t>通过执行创建命令</w:t>
+      </w:r>
+      <w:r>
+        <w:t xml:space="preserve">kubectl create </w:t>
+      </w:r>
+      <w:r>
+        <w:t>–</w:t>
+      </w:r>
+      <w:r>
+        <w:t>f</w:t>
+      </w:r>
+      <w:r>
+        <w:t xml:space="preserve"> </w:t>
+      </w:r>
+      <w:r>
+        <w:rPr>
+          <w:rFonts w:hint="eastAsia"/>
+        </w:rPr>
+        <w:t>文件名 创建pod</w:t>
+      </w:r>
+    </w:p>
+    <w:p>
+      <w:pPr>
+        <w:ind w:firstLine="420"/>
+      </w:pPr>
+      <w:r>
+        <w:rPr>
+          <w:rFonts w:hint="eastAsia"/>
+        </w:rPr>
+        <w:t>例如：</w:t>
+      </w:r>
+      <w:r>
+        <w:t xml:space="preserve">kubectl create -f </w:t>
+      </w:r>
+      <w:r>
+        <w:rPr>
+          <w:rFonts w:hint="eastAsia"/>
+        </w:rPr>
+        <w:t>deployment</w:t>
+      </w:r>
+      <w:r>
+        <w:t>.yml</w:t>
+      </w:r>
+    </w:p>
+    <w:p>
+      <w:pPr>
+        <w:ind w:firstLine="420"/>
+      </w:pPr>
+      <w:r>
+        <w:rPr>
+          <w:rFonts w:hint="eastAsia"/>
+        </w:rPr>
+        <w:t>进入pod：</w:t>
+      </w:r>
+      <w:r>
+        <w:t xml:space="preserve"> </w:t>
+      </w:r>
+      <w:r>
+        <w:t xml:space="preserve">kubectl exec </w:t>
+      </w:r>
+      <w:r>
+        <w:t>–</w:t>
+      </w:r>
+      <w:r>
+        <w:t>it</w:t>
+      </w:r>
+      <w:r>
+        <w:t xml:space="preserve"> pod NAME</w:t>
+      </w:r>
+    </w:p>
+    <w:p>
+      <w:pPr>
+        <w:rPr>
+          <w:rFonts w:hint="eastAsia"/>
+        </w:rPr>
+      </w:pPr>
     </w:p>
     <w:sectPr>
       <w:pgSz w:w="11906" w:h="16838"/>
       <w:pgMar w:top="1440" w:right="1800" w:bottom="1440" w:left="1800" w:header="851" w:footer="992" w:gutter="0"/>
-      <w:cols w:space="425" w:num="1"/>
-      <w:docGrid w:type="lines" w:linePitch="312" w:charSpace="0"/>
+      <w:cols w:space="425"/>
+      <w:docGrid w:type="lines" w:linePitch="312"/>
     </w:sectPr>
   </w:body>
 </w:document>
 </file>
 
+<file path=word/endnotes.xml><?xml version="1.0" encoding="utf-8"?>
+<w:endnotes xmlns:wpc="http://schemas.microsoft.com/office/word/2010/wordprocessingCanvas" xmlns:cx="http://schemas.microsoft.com/office/drawing/2014/chartex" xmlns:mc="http://schemas.openxmlformats.org/markup-compatibility/2006" xmlns:o="urn:schemas-microsoft-com:office:office" xmlns:r="http://schemas.openxmlformats.org/officeDocument/2006/relationships" xmlns:m="http://schemas.openxmlformats.org/officeDocument/2006/math" xmlns:v="urn:schemas-microsoft-com:vml" xmlns:wp14="http://schemas.microsoft.com/office/word/2010/wordprocessingDrawing" xmlns:wp="http://schemas.openxmlformats.org/drawingml/2006/wordprocessingDrawing" xmlns:w10="urn:schemas-microsoft-com:office:word" xmlns:w="http://schemas.openxmlformats.org/wordprocessingml/2006/main" xmlns:w14="http://schemas.microsoft.com/office/word/2010/wordml" xmlns:w15="http://schemas.microsoft.com/office/word/2012/wordml" xmlns:w16se="http://schemas.microsoft.com/office/word/2015/wordml/symex" xmlns:wpg="http://schemas.microsoft.com/office/word/2010/wordprocessingGroup" xmlns:wpi="http://schemas.microsoft.com/office/word/2010/wordprocessingInk" xmlns:wne="http://schemas.microsoft.com/office/word/2006/wordml" xmlns:wps="http://schemas.microsoft.com/office/word/2010/wordprocessingShape" mc:Ignorable="w14 w15 w16se wp14">
+  <w:endnote w:type="separator" w:id="-1">
+    <w:p>
+      <w:r>
+        <w:separator/>
+      </w:r>
+    </w:p>
+  </w:endnote>
+  <w:endnote w:type="continuationSeparator" w:id="0">
+    <w:p>
+      <w:r>
+        <w:continuationSeparator/>
+      </w:r>
+    </w:p>
+  </w:endnote>
+</w:endnotes>
+</file>
+
+<file path=word/footnotes.xml><?xml version="1.0" encoding="utf-8"?>
+<w:footnotes xmlns:wpc="http://schemas.microsoft.com/office/word/2010/wordprocessingCanvas" xmlns:cx="http://schemas.microsoft.com/office/drawing/2014/chartex" xmlns:mc="http://schemas.openxmlformats.org/markup-compatibility/2006" xmlns:o="urn:schemas-microsoft-com:office:office" xmlns:r="http://schemas.openxmlformats.org/officeDocument/2006/relationships" xmlns:m="http://schemas.openxmlformats.org/officeDocument/2006/math" xmlns:v="urn:schemas-microsoft-com:vml" xmlns:wp14="http://schemas.microsoft.com/office/word/2010/wordprocessingDrawing" xmlns:wp="http://schemas.openxmlformats.org/drawingml/2006/wordprocessingDrawing" xmlns:w10="urn:schemas-microsoft-com:office:word" xmlns:w="http://schemas.openxmlformats.org/wordprocessingml/2006/main" xmlns:w14="http://schemas.microsoft.com/office/word/2010/wordml" xmlns:w15="http://schemas.microsoft.com/office/word/2012/wordml" xmlns:w16se="http://schemas.microsoft.com/office/word/2015/wordml/symex" xmlns:wpg="http://schemas.microsoft.com/office/word/2010/wordprocessingGroup" xmlns:wpi="http://schemas.microsoft.com/office/word/2010/wordprocessingInk" xmlns:wne="http://schemas.microsoft.com/office/word/2006/wordml" xmlns:wps="http://schemas.microsoft.com/office/word/2010/wordprocessingShape" mc:Ignorable="w14 w15 w16se wp14">
+  <w:footnote w:type="separator" w:id="-1">
+    <w:p>
+      <w:r>
+        <w:separator/>
+      </w:r>
+    </w:p>
+  </w:footnote>
+  <w:footnote w:type="continuationSeparator" w:id="0">
+    <w:p>
+      <w:r>
+        <w:continuationSeparator/>
+      </w:r>
+    </w:p>
+  </w:footnote>
+</w:footnotes>
+</file>
+
 <file path=word/numbering.xml><?xml version="1.0" encoding="utf-8"?>
-<w:numbering xmlns:wpc="http://schemas.microsoft.com/office/word/2010/wordprocessingCanvas" xmlns:mc="http://schemas.openxmlformats.org/markup-compatibility/2006" xmlns:o="urn:schemas-microsoft-com:office:office" xmlns:r="http://schemas.openxmlformats.org/officeDocument/2006/relationships" xmlns:m="http://schemas.openxmlformats.org/officeDocument/2006/math" xmlns:v="urn:schemas-microsoft-com:vml" xmlns:wp14="http://schemas.microsoft.com/office/word/2010/wordprocessingDrawing" xmlns:wp="http://schemas.openxmlformats.org/drawingml/2006/wordprocessingDrawing" xmlns:w10="urn:schemas-microsoft-com:office:word" xmlns:w="http://schemas.openxmlformats.org/wordprocessingml/2006/main" xmlns:w14="http://schemas.microsoft.com/office/word/2010/wordml" xmlns:wpg="http://schemas.microsoft.com/office/word/2010/wordprocessingGroup" xmlns:wpi="http://schemas.microsoft.com/office/word/2010/wordprocessingInk" xmlns:wne="http://schemas.microsoft.com/office/word/2006/wordml" xmlns:wps="http://schemas.microsoft.com/office/word/2010/wordprocessingShape" mc:Ignorable="w14 wp14">
-  <w:abstractNum w:abstractNumId="0">
+<w:numbering xmlns:wpc="http://schemas.microsoft.com/office/word/2010/wordprocessingCanvas" xmlns:cx="http://schemas.microsoft.com/office/drawing/2014/chartex" xmlns:mc="http://schemas.openxmlformats.org/markup-compatibility/2006" xmlns:o="urn:schemas-microsoft-com:office:office" xmlns:r="http://schemas.openxmlformats.org/officeDocument/2006/relationships" xmlns:m="http://schemas.openxmlformats.org/officeDocument/2006/math" xmlns:v="urn:schemas-microsoft-com:vml" xmlns:wp14="http://schemas.microsoft.com/office/word/2010/wordprocessingDrawing" xmlns:wp="http://schemas.openxmlformats.org/drawingml/2006/wordprocessingDrawing" xmlns:w10="urn:schemas-microsoft-com:office:word" xmlns:w="http://schemas.openxmlformats.org/wordprocessingml/2006/main" xmlns:w14="http://schemas.microsoft.com/office/word/2010/wordml" xmlns:w15="http://schemas.microsoft.com/office/word/2012/wordml" xmlns:w16se="http://schemas.microsoft.com/office/word/2015/wordml/symex" xmlns:wpg="http://schemas.microsoft.com/office/word/2010/wordprocessingGroup" xmlns:wpi="http://schemas.microsoft.com/office/word/2010/wordprocessingInk" xmlns:wne="http://schemas.microsoft.com/office/word/2006/wordml" xmlns:wps="http://schemas.microsoft.com/office/word/2010/wordprocessingShape" mc:Ignorable="w14 w15 w16se wp14">
+  <w:abstractNum w:abstractNumId="0" w15:restartNumberingAfterBreak="0">
     <w:nsid w:val="109B5002"/>
     <w:multiLevelType w:val="multilevel"/>
     <w:tmpl w:val="109B5002"/>
-    <w:lvl w:ilvl="0" w:tentative="0">
+    <w:lvl w:ilvl="0">
       <w:start w:val="1"/>
       <w:numFmt w:val="decimal"/>
       <w:lvlText w:val="%1."/>
@@ -480,7 +1483,7 @@
         <w:ind w:left="720" w:hanging="360"/>
       </w:pPr>
     </w:lvl>
-    <w:lvl w:ilvl="1" w:tentative="0">
+    <w:lvl w:ilvl="1">
       <w:start w:val="1"/>
       <w:numFmt w:val="decimal"/>
       <w:lvlText w:val="%2."/>
@@ -492,7 +1495,7 @@
         <w:ind w:left="1440" w:hanging="360"/>
       </w:pPr>
     </w:lvl>
-    <w:lvl w:ilvl="2" w:tentative="0">
+    <w:lvl w:ilvl="2">
       <w:start w:val="1"/>
       <w:numFmt w:val="decimal"/>
       <w:lvlText w:val="%3."/>
@@ -504,7 +1507,7 @@
         <w:ind w:left="2160" w:hanging="360"/>
       </w:pPr>
     </w:lvl>
-    <w:lvl w:ilvl="3" w:tentative="0">
+    <w:lvl w:ilvl="3">
       <w:start w:val="1"/>
       <w:numFmt w:val="decimal"/>
       <w:lvlText w:val="%4."/>
@@ -516,7 +1519,7 @@
         <w:ind w:left="2880" w:hanging="360"/>
       </w:pPr>
     </w:lvl>
-    <w:lvl w:ilvl="4" w:tentative="0">
+    <w:lvl w:ilvl="4">
       <w:start w:val="1"/>
       <w:numFmt w:val="decimal"/>
       <w:lvlText w:val="%5."/>
@@ -528,7 +1531,7 @@
         <w:ind w:left="3600" w:hanging="360"/>
       </w:pPr>
     </w:lvl>
-    <w:lvl w:ilvl="5" w:tentative="0">
+    <w:lvl w:ilvl="5">
       <w:start w:val="1"/>
       <w:numFmt w:val="decimal"/>
       <w:lvlText w:val="%6."/>
@@ -540,7 +1543,7 @@
         <w:ind w:left="4320" w:hanging="360"/>
       </w:pPr>
     </w:lvl>
-    <w:lvl w:ilvl="6" w:tentative="0">
+    <w:lvl w:ilvl="6">
       <w:start w:val="1"/>
       <w:numFmt w:val="decimal"/>
       <w:lvlText w:val="%7."/>
@@ -552,7 +1555,7 @@
         <w:ind w:left="5040" w:hanging="360"/>
       </w:pPr>
     </w:lvl>
-    <w:lvl w:ilvl="7" w:tentative="0">
+    <w:lvl w:ilvl="7">
       <w:start w:val="1"/>
       <w:numFmt w:val="decimal"/>
       <w:lvlText w:val="%8."/>
@@ -564,7 +1567,7 @@
         <w:ind w:left="5760" w:hanging="360"/>
       </w:pPr>
     </w:lvl>
-    <w:lvl w:ilvl="8" w:tentative="0">
+    <w:lvl w:ilvl="8">
       <w:start w:val="1"/>
       <w:numFmt w:val="decimal"/>
       <w:lvlText w:val="%9."/>
@@ -577,11 +1580,11 @@
       </w:pPr>
     </w:lvl>
   </w:abstractNum>
-  <w:abstractNum w:abstractNumId="1">
+  <w:abstractNum w:abstractNumId="1" w15:restartNumberingAfterBreak="0">
     <w:nsid w:val="27B866C9"/>
     <w:multiLevelType w:val="multilevel"/>
     <w:tmpl w:val="27B866C9"/>
-    <w:lvl w:ilvl="0" w:tentative="0">
+    <w:lvl w:ilvl="0">
       <w:start w:val="1"/>
       <w:numFmt w:val="decimal"/>
       <w:lvlText w:val="%1."/>
@@ -593,7 +1596,7 @@
         <w:rFonts w:hint="default"/>
       </w:rPr>
     </w:lvl>
-    <w:lvl w:ilvl="1" w:tentative="0">
+    <w:lvl w:ilvl="1">
       <w:start w:val="1"/>
       <w:numFmt w:val="lowerLetter"/>
       <w:lvlText w:val="%2)"/>
@@ -602,7 +1605,7 @@
         <w:ind w:left="840" w:hanging="420"/>
       </w:pPr>
     </w:lvl>
-    <w:lvl w:ilvl="2" w:tentative="0">
+    <w:lvl w:ilvl="2">
       <w:start w:val="1"/>
       <w:numFmt w:val="lowerRoman"/>
       <w:lvlText w:val="%3."/>
@@ -611,7 +1614,7 @@
         <w:ind w:left="1260" w:hanging="420"/>
       </w:pPr>
     </w:lvl>
-    <w:lvl w:ilvl="3" w:tentative="0">
+    <w:lvl w:ilvl="3">
       <w:start w:val="1"/>
       <w:numFmt w:val="decimal"/>
       <w:lvlText w:val="%4."/>
@@ -620,7 +1623,7 @@
         <w:ind w:left="1680" w:hanging="420"/>
       </w:pPr>
     </w:lvl>
-    <w:lvl w:ilvl="4" w:tentative="0">
+    <w:lvl w:ilvl="4">
       <w:start w:val="1"/>
       <w:numFmt w:val="lowerLetter"/>
       <w:lvlText w:val="%5)"/>
@@ -629,7 +1632,7 @@
         <w:ind w:left="2100" w:hanging="420"/>
       </w:pPr>
     </w:lvl>
-    <w:lvl w:ilvl="5" w:tentative="0">
+    <w:lvl w:ilvl="5">
       <w:start w:val="1"/>
       <w:numFmt w:val="lowerRoman"/>
       <w:lvlText w:val="%6."/>
@@ -638,7 +1641,7 @@
         <w:ind w:left="2520" w:hanging="420"/>
       </w:pPr>
     </w:lvl>
-    <w:lvl w:ilvl="6" w:tentative="0">
+    <w:lvl w:ilvl="6">
       <w:start w:val="1"/>
       <w:numFmt w:val="decimal"/>
       <w:lvlText w:val="%7."/>
@@ -647,7 +1650,7 @@
         <w:ind w:left="2940" w:hanging="420"/>
       </w:pPr>
     </w:lvl>
-    <w:lvl w:ilvl="7" w:tentative="0">
+    <w:lvl w:ilvl="7">
       <w:start w:val="1"/>
       <w:numFmt w:val="lowerLetter"/>
       <w:lvlText w:val="%8)"/>
@@ -656,7 +1659,7 @@
         <w:ind w:left="3360" w:hanging="420"/>
       </w:pPr>
     </w:lvl>
-    <w:lvl w:ilvl="8" w:tentative="0">
+    <w:lvl w:ilvl="8">
       <w:start w:val="1"/>
       <w:numFmt w:val="lowerRoman"/>
       <w:lvlText w:val="%9."/>
@@ -666,11 +1669,11 @@
       </w:pPr>
     </w:lvl>
   </w:abstractNum>
-  <w:abstractNum w:abstractNumId="2">
+  <w:abstractNum w:abstractNumId="2" w15:restartNumberingAfterBreak="0">
     <w:nsid w:val="750928D7"/>
     <w:multiLevelType w:val="multilevel"/>
     <w:tmpl w:val="750928D7"/>
-    <w:lvl w:ilvl="0" w:tentative="0">
+    <w:lvl w:ilvl="0">
       <w:start w:val="1"/>
       <w:numFmt w:val="bullet"/>
       <w:lvlText w:val=""/>
@@ -679,10 +1682,10 @@
         <w:ind w:left="420" w:hanging="420"/>
       </w:pPr>
       <w:rPr>
-        <w:rFonts w:hint="default" w:ascii="Wingdings" w:hAnsi="Wingdings"/>
+        <w:rFonts w:ascii="Wingdings" w:hAnsi="Wingdings" w:hint="default"/>
       </w:rPr>
     </w:lvl>
-    <w:lvl w:ilvl="1" w:tentative="0">
+    <w:lvl w:ilvl="1">
       <w:start w:val="1"/>
       <w:numFmt w:val="bullet"/>
       <w:lvlText w:val=""/>
@@ -691,10 +1694,10 @@
         <w:ind w:left="840" w:hanging="420"/>
       </w:pPr>
       <w:rPr>
-        <w:rFonts w:hint="default" w:ascii="Wingdings" w:hAnsi="Wingdings"/>
+        <w:rFonts w:ascii="Wingdings" w:hAnsi="Wingdings" w:hint="default"/>
       </w:rPr>
     </w:lvl>
-    <w:lvl w:ilvl="2" w:tentative="0">
+    <w:lvl w:ilvl="2">
       <w:start w:val="1"/>
       <w:numFmt w:val="bullet"/>
       <w:lvlText w:val=""/>
@@ -703,10 +1706,10 @@
         <w:ind w:left="1260" w:hanging="420"/>
       </w:pPr>
       <w:rPr>
-        <w:rFonts w:hint="default" w:ascii="Wingdings" w:hAnsi="Wingdings"/>
+        <w:rFonts w:ascii="Wingdings" w:hAnsi="Wingdings" w:hint="default"/>
       </w:rPr>
     </w:lvl>
-    <w:lvl w:ilvl="3" w:tentative="0">
+    <w:lvl w:ilvl="3">
       <w:start w:val="1"/>
       <w:numFmt w:val="bullet"/>
       <w:lvlText w:val=""/>
@@ -715,10 +1718,10 @@
         <w:ind w:left="1680" w:hanging="420"/>
       </w:pPr>
       <w:rPr>
-        <w:rFonts w:hint="default" w:ascii="Wingdings" w:hAnsi="Wingdings"/>
+        <w:rFonts w:ascii="Wingdings" w:hAnsi="Wingdings" w:hint="default"/>
       </w:rPr>
     </w:lvl>
-    <w:lvl w:ilvl="4" w:tentative="0">
+    <w:lvl w:ilvl="4">
       <w:start w:val="1"/>
       <w:numFmt w:val="bullet"/>
       <w:lvlText w:val=""/>
@@ -727,10 +1730,10 @@
         <w:ind w:left="2100" w:hanging="420"/>
       </w:pPr>
       <w:rPr>
-        <w:rFonts w:hint="default" w:ascii="Wingdings" w:hAnsi="Wingdings"/>
+        <w:rFonts w:ascii="Wingdings" w:hAnsi="Wingdings" w:hint="default"/>
       </w:rPr>
     </w:lvl>
-    <w:lvl w:ilvl="5" w:tentative="0">
+    <w:lvl w:ilvl="5">
       <w:start w:val="1"/>
       <w:numFmt w:val="bullet"/>
       <w:lvlText w:val=""/>
@@ -739,10 +1742,10 @@
         <w:ind w:left="2520" w:hanging="420"/>
       </w:pPr>
       <w:rPr>
-        <w:rFonts w:hint="default" w:ascii="Wingdings" w:hAnsi="Wingdings"/>
+        <w:rFonts w:ascii="Wingdings" w:hAnsi="Wingdings" w:hint="default"/>
       </w:rPr>
     </w:lvl>
-    <w:lvl w:ilvl="6" w:tentative="0">
+    <w:lvl w:ilvl="6">
       <w:start w:val="1"/>
       <w:numFmt w:val="bullet"/>
       <w:lvlText w:val=""/>
@@ -751,10 +1754,10 @@
         <w:ind w:left="2940" w:hanging="420"/>
       </w:pPr>
       <w:rPr>
-        <w:rFonts w:hint="default" w:ascii="Wingdings" w:hAnsi="Wingdings"/>
+        <w:rFonts w:ascii="Wingdings" w:hAnsi="Wingdings" w:hint="default"/>
       </w:rPr>
     </w:lvl>
-    <w:lvl w:ilvl="7" w:tentative="0">
+    <w:lvl w:ilvl="7">
       <w:start w:val="1"/>
       <w:numFmt w:val="bullet"/>
       <w:lvlText w:val=""/>
@@ -763,10 +1766,10 @@
         <w:ind w:left="3360" w:hanging="420"/>
       </w:pPr>
       <w:rPr>
-        <w:rFonts w:hint="default" w:ascii="Wingdings" w:hAnsi="Wingdings"/>
+        <w:rFonts w:ascii="Wingdings" w:hAnsi="Wingdings" w:hint="default"/>
       </w:rPr>
     </w:lvl>
-    <w:lvl w:ilvl="8" w:tentative="0">
+    <w:lvl w:ilvl="8">
       <w:start w:val="1"/>
       <w:numFmt w:val="bullet"/>
       <w:lvlText w:val=""/>
@@ -775,7 +1778,7 @@
         <w:ind w:left="3780" w:hanging="420"/>
       </w:pPr>
       <w:rPr>
-        <w:rFonts w:hint="default" w:ascii="Wingdings" w:hAnsi="Wingdings"/>
+        <w:rFonts w:ascii="Wingdings" w:hAnsi="Wingdings" w:hint="default"/>
       </w:rPr>
     </w:lvl>
   </w:abstractNum>
@@ -792,288 +1795,406 @@
 </file>
 
 <file path=word/styles.xml><?xml version="1.0" encoding="utf-8"?>
-<w:styles xmlns:mc="http://schemas.openxmlformats.org/markup-compatibility/2006" xmlns:o="urn:schemas-microsoft-com:office:office" xmlns:r="http://schemas.openxmlformats.org/officeDocument/2006/relationships" xmlns:m="http://schemas.openxmlformats.org/officeDocument/2006/math" xmlns:v="urn:schemas-microsoft-com:vml" xmlns:w="http://schemas.openxmlformats.org/wordprocessingml/2006/main" xmlns:w14="http://schemas.microsoft.com/office/word/2010/wordml" xmlns:w10="urn:schemas-microsoft-com:office:word" xmlns:sl="http://schemas.openxmlformats.org/schemaLibrary/2006/main" mc:Ignorable="w14">
+<w:styles xmlns:mc="http://schemas.openxmlformats.org/markup-compatibility/2006" xmlns:r="http://schemas.openxmlformats.org/officeDocument/2006/relationships" xmlns:w="http://schemas.openxmlformats.org/wordprocessingml/2006/main" xmlns:w14="http://schemas.microsoft.com/office/word/2010/wordml" xmlns:w15="http://schemas.microsoft.com/office/word/2012/wordml" xmlns:w16se="http://schemas.microsoft.com/office/word/2015/wordml/symex" mc:Ignorable="w14 w15 w16se">
   <w:docDefaults>
     <w:rPrDefault>
       <w:rPr>
-        <w:rFonts w:asciiTheme="minorHAnsi" w:hAnsiTheme="minorHAnsi" w:eastAsiaTheme="minorEastAsia" w:cstheme="minorBidi"/>
+        <w:rFonts w:asciiTheme="minorHAnsi" w:eastAsiaTheme="minorEastAsia" w:hAnsiTheme="minorHAnsi" w:cstheme="minorBidi"/>
+        <w:lang w:val="en-US" w:eastAsia="zh-CN" w:bidi="ar-SA"/>
       </w:rPr>
     </w:rPrDefault>
+    <w:pPrDefault/>
   </w:docDefaults>
-  <w:latentStyles w:count="260" w:defQFormat="0" w:defUnhideWhenUsed="1" w:defSemiHidden="1" w:defUIPriority="99" w:defLockedState="0">
-    <w:lsdException w:qFormat="1" w:unhideWhenUsed="0" w:uiPriority="0" w:semiHidden="0" w:name="Normal"/>
-    <w:lsdException w:qFormat="1" w:unhideWhenUsed="0" w:uiPriority="9" w:semiHidden="0" w:name="heading 1"/>
-    <w:lsdException w:qFormat="1" w:uiPriority="9" w:semiHidden="0" w:name="heading 2"/>
-    <w:lsdException w:qFormat="1" w:uiPriority="9" w:semiHidden="0" w:name="heading 3"/>
-    <w:lsdException w:qFormat="1" w:uiPriority="9" w:name="heading 4"/>
-    <w:lsdException w:qFormat="1" w:uiPriority="9" w:name="heading 5"/>
-    <w:lsdException w:qFormat="1" w:uiPriority="9" w:name="heading 6"/>
-    <w:lsdException w:qFormat="1" w:uiPriority="9" w:name="heading 7"/>
-    <w:lsdException w:qFormat="1" w:uiPriority="9" w:name="heading 8"/>
-    <w:lsdException w:qFormat="1" w:uiPriority="9" w:name="heading 9"/>
-    <w:lsdException w:uiPriority="99" w:name="index 1"/>
-    <w:lsdException w:uiPriority="99" w:name="index 2"/>
-    <w:lsdException w:uiPriority="99" w:name="index 3"/>
-    <w:lsdException w:uiPriority="99" w:name="index 4"/>
-    <w:lsdException w:uiPriority="99" w:name="index 5"/>
-    <w:lsdException w:uiPriority="99" w:name="index 6"/>
-    <w:lsdException w:uiPriority="99" w:name="index 7"/>
-    <w:lsdException w:uiPriority="99" w:name="index 8"/>
-    <w:lsdException w:uiPriority="99" w:name="index 9"/>
-    <w:lsdException w:uiPriority="39" w:name="toc 1"/>
-    <w:lsdException w:uiPriority="39" w:name="toc 2"/>
-    <w:lsdException w:uiPriority="39" w:name="toc 3"/>
-    <w:lsdException w:uiPriority="39" w:name="toc 4"/>
-    <w:lsdException w:uiPriority="39" w:name="toc 5"/>
-    <w:lsdException w:uiPriority="39" w:name="toc 6"/>
-    <w:lsdException w:uiPriority="39" w:name="toc 7"/>
-    <w:lsdException w:uiPriority="39" w:name="toc 8"/>
-    <w:lsdException w:uiPriority="39" w:name="toc 9"/>
-    <w:lsdException w:uiPriority="99" w:name="Normal Indent"/>
-    <w:lsdException w:uiPriority="99" w:name="footnote text"/>
-    <w:lsdException w:uiPriority="99" w:name="annotation text"/>
-    <w:lsdException w:uiPriority="99" w:name="header"/>
-    <w:lsdException w:uiPriority="99" w:name="footer"/>
-    <w:lsdException w:uiPriority="99" w:name="index heading"/>
-    <w:lsdException w:qFormat="1" w:uiPriority="35" w:name="caption"/>
-    <w:lsdException w:uiPriority="99" w:name="table of figures"/>
-    <w:lsdException w:uiPriority="99" w:name="envelope address"/>
-    <w:lsdException w:uiPriority="99" w:name="envelope return"/>
-    <w:lsdException w:uiPriority="99" w:name="footnote reference"/>
-    <w:lsdException w:uiPriority="99" w:name="annotation reference"/>
-    <w:lsdException w:uiPriority="99" w:name="line number"/>
-    <w:lsdException w:uiPriority="99" w:name="page number"/>
-    <w:lsdException w:uiPriority="99" w:name="endnote reference"/>
-    <w:lsdException w:uiPriority="99" w:name="endnote text"/>
-    <w:lsdException w:uiPriority="99" w:name="table of authorities"/>
-    <w:lsdException w:uiPriority="99" w:name="macro"/>
-    <w:lsdException w:uiPriority="99" w:name="toa heading"/>
-    <w:lsdException w:uiPriority="99" w:name="List"/>
-    <w:lsdException w:uiPriority="99" w:name="List Bullet"/>
-    <w:lsdException w:uiPriority="99" w:name="List Number"/>
-    <w:lsdException w:uiPriority="99" w:name="List 2"/>
-    <w:lsdException w:uiPriority="99" w:name="List 3"/>
-    <w:lsdException w:uiPriority="99" w:name="List 4"/>
-    <w:lsdException w:uiPriority="99" w:name="List 5"/>
-    <w:lsdException w:uiPriority="99" w:name="List Bullet 2"/>
-    <w:lsdException w:uiPriority="99" w:name="List Bullet 3"/>
-    <w:lsdException w:uiPriority="99" w:name="List Bullet 4"/>
-    <w:lsdException w:uiPriority="99" w:name="List Bullet 5"/>
-    <w:lsdException w:uiPriority="99" w:name="List Number 2"/>
-    <w:lsdException w:uiPriority="99" w:name="List Number 3"/>
-    <w:lsdException w:uiPriority="99" w:name="List Number 4"/>
-    <w:lsdException w:uiPriority="99" w:name="List Number 5"/>
-    <w:lsdException w:qFormat="1" w:unhideWhenUsed="0" w:uiPriority="10" w:semiHidden="0" w:name="Title"/>
-    <w:lsdException w:uiPriority="99" w:name="Closing"/>
-    <w:lsdException w:uiPriority="99" w:name="Signature"/>
-    <w:lsdException w:uiPriority="1" w:semiHidden="0" w:name="Default Paragraph Font"/>
-    <w:lsdException w:uiPriority="99" w:name="Body Text"/>
-    <w:lsdException w:uiPriority="99" w:name="Body Text Indent"/>
-    <w:lsdException w:uiPriority="99" w:name="List Continue"/>
-    <w:lsdException w:uiPriority="99" w:name="List Continue 2"/>
-    <w:lsdException w:uiPriority="99" w:name="List Continue 3"/>
-    <w:lsdException w:uiPriority="99" w:name="List Continue 4"/>
-    <w:lsdException w:uiPriority="99" w:name="List Continue 5"/>
-    <w:lsdException w:uiPriority="99" w:name="Message Header"/>
-    <w:lsdException w:qFormat="1" w:unhideWhenUsed="0" w:uiPriority="11" w:semiHidden="0" w:name="Subtitle"/>
-    <w:lsdException w:uiPriority="99" w:name="Salutation"/>
-    <w:lsdException w:uiPriority="99" w:name="Date"/>
-    <w:lsdException w:uiPriority="99" w:name="Body Text First Indent"/>
-    <w:lsdException w:uiPriority="99" w:name="Body Text First Indent 2"/>
-    <w:lsdException w:uiPriority="99" w:name="Note Heading"/>
-    <w:lsdException w:uiPriority="99" w:name="Body Text 2"/>
-    <w:lsdException w:uiPriority="99" w:name="Body Text 3"/>
-    <w:lsdException w:uiPriority="99" w:name="Body Text Indent 2"/>
-    <w:lsdException w:uiPriority="99" w:name="Body Text Indent 3"/>
-    <w:lsdException w:uiPriority="99" w:name="Block Text"/>
-    <w:lsdException w:uiPriority="99" w:name="Hyperlink"/>
-    <w:lsdException w:uiPriority="99" w:name="FollowedHyperlink"/>
-    <w:lsdException w:qFormat="1" w:unhideWhenUsed="0" w:uiPriority="22" w:semiHidden="0" w:name="Strong"/>
-    <w:lsdException w:qFormat="1" w:unhideWhenUsed="0" w:uiPriority="20" w:semiHidden="0" w:name="Emphasis"/>
-    <w:lsdException w:uiPriority="99" w:name="Document Map"/>
-    <w:lsdException w:uiPriority="99" w:name="Plain Text"/>
-    <w:lsdException w:uiPriority="99" w:name="E-mail Signature"/>
-    <w:lsdException w:qFormat="1" w:uiPriority="99" w:name="Normal (Web)"/>
-    <w:lsdException w:uiPriority="99" w:name="HTML Acronym"/>
-    <w:lsdException w:uiPriority="99" w:name="HTML Address"/>
-    <w:lsdException w:uiPriority="99" w:name="HTML Cite"/>
-    <w:lsdException w:uiPriority="99" w:name="HTML Code"/>
-    <w:lsdException w:uiPriority="99" w:name="HTML Definition"/>
-    <w:lsdException w:uiPriority="99" w:name="HTML Keyboard"/>
-    <w:lsdException w:uiPriority="99" w:name="HTML Preformatted"/>
-    <w:lsdException w:uiPriority="99" w:name="HTML Sample"/>
-    <w:lsdException w:uiPriority="99" w:name="HTML Typewriter"/>
-    <w:lsdException w:uiPriority="99" w:name="HTML Variable"/>
-    <w:lsdException w:uiPriority="99" w:name="Normal Table"/>
-    <w:lsdException w:uiPriority="99" w:name="annotation subject"/>
-    <w:lsdException w:uiPriority="99" w:name="Table Simple 1"/>
-    <w:lsdException w:uiPriority="99" w:name="Table Simple 2"/>
-    <w:lsdException w:uiPriority="99" w:name="Table Simple 3"/>
-    <w:lsdException w:uiPriority="99" w:name="Table Classic 1"/>
-    <w:lsdException w:uiPriority="99" w:name="Table Classic 2"/>
-    <w:lsdException w:uiPriority="99" w:name="Table Classic 3"/>
-    <w:lsdException w:uiPriority="99" w:name="Table Classic 4"/>
-    <w:lsdException w:uiPriority="99" w:name="Table Colorful 1"/>
-    <w:lsdException w:uiPriority="99" w:name="Table Colorful 2"/>
-    <w:lsdException w:uiPriority="99" w:name="Table Colorful 3"/>
-    <w:lsdException w:uiPriority="99" w:name="Table Columns 1"/>
-    <w:lsdException w:uiPriority="99" w:name="Table Columns 2"/>
-    <w:lsdException w:uiPriority="99" w:name="Table Columns 3"/>
-    <w:lsdException w:uiPriority="99" w:name="Table Columns 4"/>
-    <w:lsdException w:uiPriority="99" w:name="Table Columns 5"/>
-    <w:lsdException w:uiPriority="99" w:name="Table Grid 1"/>
-    <w:lsdException w:uiPriority="99" w:name="Table Grid 2"/>
-    <w:lsdException w:uiPriority="99" w:name="Table Grid 3"/>
-    <w:lsdException w:uiPriority="99" w:name="Table Grid 4"/>
-    <w:lsdException w:uiPriority="99" w:name="Table Grid 5"/>
-    <w:lsdException w:uiPriority="99" w:name="Table Grid 6"/>
-    <w:lsdException w:uiPriority="99" w:name="Table Grid 7"/>
-    <w:lsdException w:uiPriority="99" w:name="Table Grid 8"/>
-    <w:lsdException w:uiPriority="99" w:name="Table List 1"/>
-    <w:lsdException w:uiPriority="99" w:name="Table List 2"/>
-    <w:lsdException w:uiPriority="99" w:name="Table List 3"/>
-    <w:lsdException w:uiPriority="99" w:name="Table List 4"/>
-    <w:lsdException w:uiPriority="99" w:name="Table List 5"/>
-    <w:lsdException w:uiPriority="99" w:name="Table List 6"/>
-    <w:lsdException w:uiPriority="99" w:name="Table List 7"/>
-    <w:lsdException w:uiPriority="99" w:name="Table List 8"/>
-    <w:lsdException w:uiPriority="99" w:name="Table 3D effects 1"/>
-    <w:lsdException w:uiPriority="99" w:name="Table 3D effects 2"/>
-    <w:lsdException w:uiPriority="99" w:name="Table 3D effects 3"/>
-    <w:lsdException w:uiPriority="99" w:name="Table Contemporary"/>
-    <w:lsdException w:uiPriority="99" w:name="Table Elegant"/>
-    <w:lsdException w:uiPriority="99" w:name="Table Professional"/>
-    <w:lsdException w:uiPriority="99" w:name="Table Subtle 1"/>
-    <w:lsdException w:uiPriority="99" w:name="Table Subtle 2"/>
-    <w:lsdException w:uiPriority="99" w:name="Table Web 1"/>
-    <w:lsdException w:uiPriority="99" w:name="Table Web 2"/>
-    <w:lsdException w:uiPriority="99" w:name="Table Web 3"/>
-    <w:lsdException w:uiPriority="99" w:name="Balloon Text"/>
-    <w:lsdException w:unhideWhenUsed="0" w:uiPriority="39" w:semiHidden="0" w:name="Table Grid"/>
-    <w:lsdException w:uiPriority="99" w:name="Table Theme"/>
-    <w:lsdException w:unhideWhenUsed="0" w:uiPriority="60" w:semiHidden="0" w:name="Light Shading"/>
-    <w:lsdException w:unhideWhenUsed="0" w:uiPriority="61" w:semiHidden="0" w:name="Light List"/>
-    <w:lsdException w:unhideWhenUsed="0" w:uiPriority="62" w:semiHidden="0" w:name="Light Grid"/>
-    <w:lsdException w:unhideWhenUsed="0" w:uiPriority="63" w:semiHidden="0" w:name="Medium Shading 1"/>
-    <w:lsdException w:unhideWhenUsed="0" w:uiPriority="64" w:semiHidden="0" w:name="Medium Shading 2"/>
-    <w:lsdException w:unhideWhenUsed="0" w:uiPriority="65" w:semiHidden="0" w:name="Medium List 1"/>
-    <w:lsdException w:unhideWhenUsed="0" w:uiPriority="66" w:semiHidden="0" w:name="Medium List 2"/>
-    <w:lsdException w:unhideWhenUsed="0" w:uiPriority="67" w:semiHidden="0" w:name="Medium Grid 1"/>
-    <w:lsdException w:unhideWhenUsed="0" w:uiPriority="68" w:semiHidden="0" w:name="Medium Grid 2"/>
-    <w:lsdException w:unhideWhenUsed="0" w:uiPriority="69" w:semiHidden="0" w:name="Medium Grid 3"/>
-    <w:lsdException w:unhideWhenUsed="0" w:uiPriority="70" w:semiHidden="0" w:name="Dark List"/>
-    <w:lsdException w:unhideWhenUsed="0" w:uiPriority="71" w:semiHidden="0" w:name="Colorful Shading"/>
-    <w:lsdException w:unhideWhenUsed="0" w:uiPriority="72" w:semiHidden="0" w:name="Colorful List"/>
-    <w:lsdException w:unhideWhenUsed="0" w:uiPriority="73" w:semiHidden="0" w:name="Colorful Grid"/>
-    <w:lsdException w:unhideWhenUsed="0" w:uiPriority="60" w:semiHidden="0" w:name="Light Shading Accent 1"/>
-    <w:lsdException w:unhideWhenUsed="0" w:uiPriority="61" w:semiHidden="0" w:name="Light List Accent 1"/>
-    <w:lsdException w:unhideWhenUsed="0" w:uiPriority="62" w:semiHidden="0" w:name="Light Grid Accent 1"/>
-    <w:lsdException w:unhideWhenUsed="0" w:uiPriority="63" w:semiHidden="0" w:name="Medium Shading 1 Accent 1"/>
-    <w:lsdException w:unhideWhenUsed="0" w:uiPriority="64" w:semiHidden="0" w:name="Medium Shading 2 Accent 1"/>
-    <w:lsdException w:unhideWhenUsed="0" w:uiPriority="65" w:semiHidden="0" w:name="Medium List 1 Accent 1"/>
-    <w:lsdException w:qFormat="1" w:unhideWhenUsed="0" w:uiPriority="34" w:semiHidden="0" w:name="List Paragraph"/>
-    <w:lsdException w:unhideWhenUsed="0" w:uiPriority="66" w:semiHidden="0" w:name="Medium List 2 Accent 1"/>
-    <w:lsdException w:unhideWhenUsed="0" w:uiPriority="67" w:semiHidden="0" w:name="Medium Grid 1 Accent 1"/>
-    <w:lsdException w:unhideWhenUsed="0" w:uiPriority="68" w:semiHidden="0" w:name="Medium Grid 2 Accent 1"/>
-    <w:lsdException w:unhideWhenUsed="0" w:uiPriority="69" w:semiHidden="0" w:name="Medium Grid 3 Accent 1"/>
-    <w:lsdException w:unhideWhenUsed="0" w:uiPriority="70" w:semiHidden="0" w:name="Dark List Accent 1"/>
-    <w:lsdException w:unhideWhenUsed="0" w:uiPriority="71" w:semiHidden="0" w:name="Colorful Shading Accent 1"/>
-    <w:lsdException w:unhideWhenUsed="0" w:uiPriority="72" w:semiHidden="0" w:name="Colorful List Accent 1"/>
-    <w:lsdException w:unhideWhenUsed="0" w:uiPriority="73" w:semiHidden="0" w:name="Colorful Grid Accent 1"/>
-    <w:lsdException w:unhideWhenUsed="0" w:uiPriority="60" w:semiHidden="0" w:name="Light Shading Accent 2"/>
-    <w:lsdException w:unhideWhenUsed="0" w:uiPriority="61" w:semiHidden="0" w:name="Light List Accent 2"/>
-    <w:lsdException w:unhideWhenUsed="0" w:uiPriority="62" w:semiHidden="0" w:name="Light Grid Accent 2"/>
-    <w:lsdException w:unhideWhenUsed="0" w:uiPriority="63" w:semiHidden="0" w:name="Medium Shading 1 Accent 2"/>
-    <w:lsdException w:unhideWhenUsed="0" w:uiPriority="64" w:semiHidden="0" w:name="Medium Shading 2 Accent 2"/>
-    <w:lsdException w:unhideWhenUsed="0" w:uiPriority="65" w:semiHidden="0" w:name="Medium List 1 Accent 2"/>
-    <w:lsdException w:unhideWhenUsed="0" w:uiPriority="66" w:semiHidden="0" w:name="Medium List 2 Accent 2"/>
-    <w:lsdException w:unhideWhenUsed="0" w:uiPriority="67" w:semiHidden="0" w:name="Medium Grid 1 Accent 2"/>
-    <w:lsdException w:unhideWhenUsed="0" w:uiPriority="68" w:semiHidden="0" w:name="Medium Grid 2 Accent 2"/>
-    <w:lsdException w:unhideWhenUsed="0" w:uiPriority="69" w:semiHidden="0" w:name="Medium Grid 3 Accent 2"/>
-    <w:lsdException w:unhideWhenUsed="0" w:uiPriority="70" w:semiHidden="0" w:name="Dark List Accent 2"/>
-    <w:lsdException w:unhideWhenUsed="0" w:uiPriority="71" w:semiHidden="0" w:name="Colorful Shading Accent 2"/>
-    <w:lsdException w:unhideWhenUsed="0" w:uiPriority="72" w:semiHidden="0" w:name="Colorful List Accent 2"/>
-    <w:lsdException w:unhideWhenUsed="0" w:uiPriority="73" w:semiHidden="0" w:name="Colorful Grid Accent 2"/>
-    <w:lsdException w:unhideWhenUsed="0" w:uiPriority="60" w:semiHidden="0" w:name="Light Shading Accent 3"/>
-    <w:lsdException w:unhideWhenUsed="0" w:uiPriority="61" w:semiHidden="0" w:name="Light List Accent 3"/>
-    <w:lsdException w:unhideWhenUsed="0" w:uiPriority="62" w:semiHidden="0" w:name="Light Grid Accent 3"/>
-    <w:lsdException w:unhideWhenUsed="0" w:uiPriority="63" w:semiHidden="0" w:name="Medium Shading 1 Accent 3"/>
-    <w:lsdException w:unhideWhenUsed="0" w:uiPriority="64" w:semiHidden="0" w:name="Medium Shading 2 Accent 3"/>
-    <w:lsdException w:unhideWhenUsed="0" w:uiPriority="65" w:semiHidden="0" w:name="Medium List 1 Accent 3"/>
-    <w:lsdException w:unhideWhenUsed="0" w:uiPriority="66" w:semiHidden="0" w:name="Medium List 2 Accent 3"/>
-    <w:lsdException w:unhideWhenUsed="0" w:uiPriority="67" w:semiHidden="0" w:name="Medium Grid 1 Accent 3"/>
-    <w:lsdException w:unhideWhenUsed="0" w:uiPriority="68" w:semiHidden="0" w:name="Medium Grid 2 Accent 3"/>
-    <w:lsdException w:unhideWhenUsed="0" w:uiPriority="69" w:semiHidden="0" w:name="Medium Grid 3 Accent 3"/>
-    <w:lsdException w:unhideWhenUsed="0" w:uiPriority="70" w:semiHidden="0" w:name="Dark List Accent 3"/>
-    <w:lsdException w:unhideWhenUsed="0" w:uiPriority="71" w:semiHidden="0" w:name="Colorful Shading Accent 3"/>
-    <w:lsdException w:unhideWhenUsed="0" w:uiPriority="72" w:semiHidden="0" w:name="Colorful List Accent 3"/>
-    <w:lsdException w:unhideWhenUsed="0" w:uiPriority="73" w:semiHidden="0" w:name="Colorful Grid Accent 3"/>
-    <w:lsdException w:unhideWhenUsed="0" w:uiPriority="60" w:semiHidden="0" w:name="Light Shading Accent 4"/>
-    <w:lsdException w:unhideWhenUsed="0" w:uiPriority="61" w:semiHidden="0" w:name="Light List Accent 4"/>
-    <w:lsdException w:unhideWhenUsed="0" w:uiPriority="62" w:semiHidden="0" w:name="Light Grid Accent 4"/>
-    <w:lsdException w:unhideWhenUsed="0" w:uiPriority="63" w:semiHidden="0" w:name="Medium Shading 1 Accent 4"/>
-    <w:lsdException w:unhideWhenUsed="0" w:uiPriority="64" w:semiHidden="0" w:name="Medium Shading 2 Accent 4"/>
-    <w:lsdException w:unhideWhenUsed="0" w:uiPriority="65" w:semiHidden="0" w:name="Medium List 1 Accent 4"/>
-    <w:lsdException w:unhideWhenUsed="0" w:uiPriority="66" w:semiHidden="0" w:name="Medium List 2 Accent 4"/>
-    <w:lsdException w:unhideWhenUsed="0" w:uiPriority="67" w:semiHidden="0" w:name="Medium Grid 1 Accent 4"/>
-    <w:lsdException w:unhideWhenUsed="0" w:uiPriority="68" w:semiHidden="0" w:name="Medium Grid 2 Accent 4"/>
-    <w:lsdException w:unhideWhenUsed="0" w:uiPriority="69" w:semiHidden="0" w:name="Medium Grid 3 Accent 4"/>
-    <w:lsdException w:unhideWhenUsed="0" w:uiPriority="70" w:semiHidden="0" w:name="Dark List Accent 4"/>
-    <w:lsdException w:unhideWhenUsed="0" w:uiPriority="71" w:semiHidden="0" w:name="Colorful Shading Accent 4"/>
-    <w:lsdException w:unhideWhenUsed="0" w:uiPriority="72" w:semiHidden="0" w:name="Colorful List Accent 4"/>
-    <w:lsdException w:unhideWhenUsed="0" w:uiPriority="73" w:semiHidden="0" w:name="Colorful Grid Accent 4"/>
-    <w:lsdException w:unhideWhenUsed="0" w:uiPriority="60" w:semiHidden="0" w:name="Light Shading Accent 5"/>
-    <w:lsdException w:unhideWhenUsed="0" w:uiPriority="61" w:semiHidden="0" w:name="Light List Accent 5"/>
-    <w:lsdException w:unhideWhenUsed="0" w:uiPriority="62" w:semiHidden="0" w:name="Light Grid Accent 5"/>
-    <w:lsdException w:unhideWhenUsed="0" w:uiPriority="63" w:semiHidden="0" w:name="Medium Shading 1 Accent 5"/>
-    <w:lsdException w:unhideWhenUsed="0" w:uiPriority="64" w:semiHidden="0" w:name="Medium Shading 2 Accent 5"/>
-    <w:lsdException w:unhideWhenUsed="0" w:uiPriority="65" w:semiHidden="0" w:name="Medium List 1 Accent 5"/>
-    <w:lsdException w:unhideWhenUsed="0" w:uiPriority="66" w:semiHidden="0" w:name="Medium List 2 Accent 5"/>
-    <w:lsdException w:unhideWhenUsed="0" w:uiPriority="67" w:semiHidden="0" w:name="Medium Grid 1 Accent 5"/>
-    <w:lsdException w:unhideWhenUsed="0" w:uiPriority="68" w:semiHidden="0" w:name="Medium Grid 2 Accent 5"/>
-    <w:lsdException w:unhideWhenUsed="0" w:uiPriority="69" w:semiHidden="0" w:name="Medium Grid 3 Accent 5"/>
-    <w:lsdException w:unhideWhenUsed="0" w:uiPriority="70" w:semiHidden="0" w:name="Dark List Accent 5"/>
-    <w:lsdException w:unhideWhenUsed="0" w:uiPriority="71" w:semiHidden="0" w:name="Colorful Shading Accent 5"/>
-    <w:lsdException w:unhideWhenUsed="0" w:uiPriority="72" w:semiHidden="0" w:name="Colorful List Accent 5"/>
-    <w:lsdException w:unhideWhenUsed="0" w:uiPriority="73" w:semiHidden="0" w:name="Colorful Grid Accent 5"/>
-    <w:lsdException w:unhideWhenUsed="0" w:uiPriority="60" w:semiHidden="0" w:name="Light Shading Accent 6"/>
-    <w:lsdException w:unhideWhenUsed="0" w:uiPriority="61" w:semiHidden="0" w:name="Light List Accent 6"/>
-    <w:lsdException w:unhideWhenUsed="0" w:uiPriority="62" w:semiHidden="0" w:name="Light Grid Accent 6"/>
-    <w:lsdException w:unhideWhenUsed="0" w:uiPriority="63" w:semiHidden="0" w:name="Medium Shading 1 Accent 6"/>
-    <w:lsdException w:unhideWhenUsed="0" w:uiPriority="64" w:semiHidden="0" w:name="Medium Shading 2 Accent 6"/>
-    <w:lsdException w:unhideWhenUsed="0" w:uiPriority="65" w:semiHidden="0" w:name="Medium List 1 Accent 6"/>
-    <w:lsdException w:unhideWhenUsed="0" w:uiPriority="66" w:semiHidden="0" w:name="Medium List 2 Accent 6"/>
-    <w:lsdException w:unhideWhenUsed="0" w:uiPriority="67" w:semiHidden="0" w:name="Medium Grid 1 Accent 6"/>
-    <w:lsdException w:unhideWhenUsed="0" w:uiPriority="68" w:semiHidden="0" w:name="Medium Grid 2 Accent 6"/>
-    <w:lsdException w:unhideWhenUsed="0" w:uiPriority="69" w:semiHidden="0" w:name="Medium Grid 3 Accent 6"/>
-    <w:lsdException w:unhideWhenUsed="0" w:uiPriority="70" w:semiHidden="0" w:name="Dark List Accent 6"/>
-    <w:lsdException w:unhideWhenUsed="0" w:uiPriority="71" w:semiHidden="0" w:name="Colorful Shading Accent 6"/>
-    <w:lsdException w:unhideWhenUsed="0" w:uiPriority="72" w:semiHidden="0" w:name="Colorful List Accent 6"/>
-    <w:lsdException w:unhideWhenUsed="0" w:uiPriority="73" w:semiHidden="0" w:name="Colorful Grid Accent 6"/>
+  <w:latentStyles w:defLockedState="0" w:defUIPriority="99" w:defSemiHidden="0" w:defUnhideWhenUsed="0" w:defQFormat="0" w:count="371">
+    <w:lsdException w:name="Normal" w:uiPriority="0" w:qFormat="1"/>
+    <w:lsdException w:name="heading 1" w:uiPriority="9" w:qFormat="1"/>
+    <w:lsdException w:name="heading 2" w:uiPriority="9" w:unhideWhenUsed="1" w:qFormat="1"/>
+    <w:lsdException w:name="heading 3" w:uiPriority="9" w:unhideWhenUsed="1" w:qFormat="1"/>
+    <w:lsdException w:name="heading 4" w:semiHidden="1" w:uiPriority="9" w:unhideWhenUsed="1" w:qFormat="1"/>
+    <w:lsdException w:name="heading 5" w:semiHidden="1" w:uiPriority="9" w:unhideWhenUsed="1" w:qFormat="1"/>
+    <w:lsdException w:name="heading 6" w:semiHidden="1" w:uiPriority="9" w:unhideWhenUsed="1" w:qFormat="1"/>
+    <w:lsdException w:name="heading 7" w:semiHidden="1" w:uiPriority="9" w:unhideWhenUsed="1" w:qFormat="1"/>
+    <w:lsdException w:name="heading 8" w:semiHidden="1" w:uiPriority="9" w:unhideWhenUsed="1" w:qFormat="1"/>
+    <w:lsdException w:name="heading 9" w:semiHidden="1" w:uiPriority="9" w:unhideWhenUsed="1" w:qFormat="1"/>
+    <w:lsdException w:name="index 1" w:semiHidden="1" w:unhideWhenUsed="1"/>
+    <w:lsdException w:name="index 2" w:semiHidden="1" w:unhideWhenUsed="1"/>
+    <w:lsdException w:name="index 3" w:semiHidden="1" w:unhideWhenUsed="1"/>
+    <w:lsdException w:name="index 4" w:semiHidden="1" w:unhideWhenUsed="1"/>
+    <w:lsdException w:name="index 5" w:semiHidden="1" w:unhideWhenUsed="1"/>
+    <w:lsdException w:name="index 6" w:semiHidden="1" w:unhideWhenUsed="1"/>
+    <w:lsdException w:name="index 7" w:semiHidden="1" w:unhideWhenUsed="1"/>
+    <w:lsdException w:name="index 8" w:semiHidden="1" w:unhideWhenUsed="1"/>
+    <w:lsdException w:name="index 9" w:semiHidden="1" w:unhideWhenUsed="1"/>
+    <w:lsdException w:name="toc 1" w:semiHidden="1" w:uiPriority="39" w:unhideWhenUsed="1"/>
+    <w:lsdException w:name="toc 2" w:semiHidden="1" w:uiPriority="39" w:unhideWhenUsed="1"/>
+    <w:lsdException w:name="toc 3" w:semiHidden="1" w:uiPriority="39" w:unhideWhenUsed="1"/>
+    <w:lsdException w:name="toc 4" w:semiHidden="1" w:uiPriority="39" w:unhideWhenUsed="1"/>
+    <w:lsdException w:name="toc 5" w:semiHidden="1" w:uiPriority="39" w:unhideWhenUsed="1"/>
+    <w:lsdException w:name="toc 6" w:semiHidden="1" w:uiPriority="39" w:unhideWhenUsed="1"/>
+    <w:lsdException w:name="toc 7" w:semiHidden="1" w:uiPriority="39" w:unhideWhenUsed="1"/>
+    <w:lsdException w:name="toc 8" w:semiHidden="1" w:uiPriority="39" w:unhideWhenUsed="1"/>
+    <w:lsdException w:name="toc 9" w:semiHidden="1" w:uiPriority="39" w:unhideWhenUsed="1"/>
+    <w:lsdException w:name="Normal Indent" w:semiHidden="1" w:unhideWhenUsed="1"/>
+    <w:lsdException w:name="footnote text" w:semiHidden="1" w:unhideWhenUsed="1"/>
+    <w:lsdException w:name="annotation text" w:semiHidden="1" w:unhideWhenUsed="1"/>
+    <w:lsdException w:name="header" w:semiHidden="1" w:unhideWhenUsed="1"/>
+    <w:lsdException w:name="footer" w:semiHidden="1" w:unhideWhenUsed="1"/>
+    <w:lsdException w:name="index heading" w:semiHidden="1" w:unhideWhenUsed="1"/>
+    <w:lsdException w:name="caption" w:semiHidden="1" w:uiPriority="35" w:unhideWhenUsed="1" w:qFormat="1"/>
+    <w:lsdException w:name="table of figures" w:semiHidden="1" w:unhideWhenUsed="1"/>
+    <w:lsdException w:name="envelope address" w:semiHidden="1" w:unhideWhenUsed="1"/>
+    <w:lsdException w:name="envelope return" w:semiHidden="1" w:unhideWhenUsed="1"/>
+    <w:lsdException w:name="footnote reference" w:semiHidden="1" w:unhideWhenUsed="1"/>
+    <w:lsdException w:name="annotation reference" w:semiHidden="1" w:unhideWhenUsed="1"/>
+    <w:lsdException w:name="line number" w:semiHidden="1" w:unhideWhenUsed="1"/>
+    <w:lsdException w:name="page number" w:semiHidden="1" w:unhideWhenUsed="1"/>
+    <w:lsdException w:name="endnote reference" w:semiHidden="1" w:unhideWhenUsed="1"/>
+    <w:lsdException w:name="endnote text" w:semiHidden="1" w:unhideWhenUsed="1"/>
+    <w:lsdException w:name="table of authorities" w:semiHidden="1" w:unhideWhenUsed="1"/>
+    <w:lsdException w:name="macro" w:semiHidden="1" w:unhideWhenUsed="1"/>
+    <w:lsdException w:name="toa heading" w:semiHidden="1" w:unhideWhenUsed="1"/>
+    <w:lsdException w:name="List" w:semiHidden="1" w:unhideWhenUsed="1"/>
+    <w:lsdException w:name="List Bullet" w:semiHidden="1" w:unhideWhenUsed="1"/>
+    <w:lsdException w:name="List Number" w:semiHidden="1" w:unhideWhenUsed="1"/>
+    <w:lsdException w:name="List 2" w:semiHidden="1" w:unhideWhenUsed="1"/>
+    <w:lsdException w:name="List 3" w:semiHidden="1" w:unhideWhenUsed="1"/>
+    <w:lsdException w:name="List 4" w:semiHidden="1" w:unhideWhenUsed="1"/>
+    <w:lsdException w:name="List 5" w:semiHidden="1" w:unhideWhenUsed="1"/>
+    <w:lsdException w:name="List Bullet 2" w:semiHidden="1" w:unhideWhenUsed="1"/>
+    <w:lsdException w:name="List Bullet 3" w:semiHidden="1" w:unhideWhenUsed="1"/>
+    <w:lsdException w:name="List Bullet 4" w:semiHidden="1" w:unhideWhenUsed="1"/>
+    <w:lsdException w:name="List Bullet 5" w:semiHidden="1" w:unhideWhenUsed="1"/>
+    <w:lsdException w:name="List Number 2" w:semiHidden="1" w:unhideWhenUsed="1"/>
+    <w:lsdException w:name="List Number 3" w:semiHidden="1" w:unhideWhenUsed="1"/>
+    <w:lsdException w:name="List Number 4" w:semiHidden="1" w:unhideWhenUsed="1"/>
+    <w:lsdException w:name="List Number 5" w:semiHidden="1" w:unhideWhenUsed="1"/>
+    <w:lsdException w:name="Title" w:uiPriority="10" w:qFormat="1"/>
+    <w:lsdException w:name="Closing" w:semiHidden="1" w:unhideWhenUsed="1"/>
+    <w:lsdException w:name="Signature" w:semiHidden="1" w:unhideWhenUsed="1"/>
+    <w:lsdException w:name="Default Paragraph Font" w:uiPriority="1" w:unhideWhenUsed="1"/>
+    <w:lsdException w:name="Body Text" w:semiHidden="1" w:unhideWhenUsed="1"/>
+    <w:lsdException w:name="Body Text Indent" w:semiHidden="1" w:unhideWhenUsed="1"/>
+    <w:lsdException w:name="List Continue" w:semiHidden="1" w:unhideWhenUsed="1"/>
+    <w:lsdException w:name="List Continue 2" w:semiHidden="1" w:unhideWhenUsed="1"/>
+    <w:lsdException w:name="List Continue 3" w:semiHidden="1" w:unhideWhenUsed="1"/>
+    <w:lsdException w:name="List Continue 4" w:semiHidden="1" w:unhideWhenUsed="1"/>
+    <w:lsdException w:name="List Continue 5" w:semiHidden="1" w:unhideWhenUsed="1"/>
+    <w:lsdException w:name="Message Header" w:semiHidden="1" w:unhideWhenUsed="1"/>
+    <w:lsdException w:name="Subtitle" w:uiPriority="11" w:qFormat="1"/>
+    <w:lsdException w:name="Salutation" w:semiHidden="1" w:unhideWhenUsed="1"/>
+    <w:lsdException w:name="Date" w:semiHidden="1" w:unhideWhenUsed="1"/>
+    <w:lsdException w:name="Body Text First Indent" w:semiHidden="1" w:unhideWhenUsed="1"/>
+    <w:lsdException w:name="Body Text First Indent 2" w:semiHidden="1" w:unhideWhenUsed="1"/>
+    <w:lsdException w:name="Note Heading" w:semiHidden="1" w:unhideWhenUsed="1"/>
+    <w:lsdException w:name="Body Text 2" w:semiHidden="1" w:unhideWhenUsed="1"/>
+    <w:lsdException w:name="Body Text 3" w:semiHidden="1" w:unhideWhenUsed="1"/>
+    <w:lsdException w:name="Body Text Indent 2" w:semiHidden="1" w:unhideWhenUsed="1"/>
+    <w:lsdException w:name="Body Text Indent 3" w:semiHidden="1" w:unhideWhenUsed="1"/>
+    <w:lsdException w:name="Block Text" w:semiHidden="1" w:unhideWhenUsed="1"/>
+    <w:lsdException w:name="Hyperlink" w:semiHidden="1" w:unhideWhenUsed="1"/>
+    <w:lsdException w:name="FollowedHyperlink" w:semiHidden="1" w:unhideWhenUsed="1"/>
+    <w:lsdException w:name="Strong" w:uiPriority="22" w:qFormat="1"/>
+    <w:lsdException w:name="Emphasis" w:uiPriority="20" w:qFormat="1"/>
+    <w:lsdException w:name="Document Map" w:semiHidden="1" w:unhideWhenUsed="1"/>
+    <w:lsdException w:name="Plain Text" w:semiHidden="1" w:unhideWhenUsed="1"/>
+    <w:lsdException w:name="E-mail Signature" w:semiHidden="1" w:unhideWhenUsed="1"/>
+    <w:lsdException w:name="HTML Top of Form" w:semiHidden="1" w:unhideWhenUsed="1"/>
+    <w:lsdException w:name="HTML Bottom of Form" w:semiHidden="1" w:unhideWhenUsed="1"/>
+    <w:lsdException w:name="Normal (Web)" w:semiHidden="1" w:unhideWhenUsed="1" w:qFormat="1"/>
+    <w:lsdException w:name="HTML Acronym" w:semiHidden="1" w:unhideWhenUsed="1"/>
+    <w:lsdException w:name="HTML Address" w:semiHidden="1" w:unhideWhenUsed="1"/>
+    <w:lsdException w:name="HTML Cite" w:semiHidden="1" w:unhideWhenUsed="1"/>
+    <w:lsdException w:name="HTML Code" w:semiHidden="1" w:unhideWhenUsed="1"/>
+    <w:lsdException w:name="HTML Definition" w:semiHidden="1" w:unhideWhenUsed="1"/>
+    <w:lsdException w:name="HTML Keyboard" w:semiHidden="1" w:unhideWhenUsed="1"/>
+    <w:lsdException w:name="HTML Preformatted" w:semiHidden="1" w:unhideWhenUsed="1"/>
+    <w:lsdException w:name="HTML Sample" w:semiHidden="1" w:unhideWhenUsed="1"/>
+    <w:lsdException w:name="HTML Typewriter" w:semiHidden="1" w:unhideWhenUsed="1"/>
+    <w:lsdException w:name="HTML Variable" w:semiHidden="1" w:unhideWhenUsed="1"/>
+    <w:lsdException w:name="Normal Table" w:semiHidden="1" w:unhideWhenUsed="1"/>
+    <w:lsdException w:name="annotation subject" w:semiHidden="1" w:unhideWhenUsed="1"/>
+    <w:lsdException w:name="No List" w:semiHidden="1" w:unhideWhenUsed="1"/>
+    <w:lsdException w:name="Outline List 1" w:semiHidden="1" w:unhideWhenUsed="1"/>
+    <w:lsdException w:name="Outline List 2" w:semiHidden="1" w:unhideWhenUsed="1"/>
+    <w:lsdException w:name="Outline List 3" w:semiHidden="1" w:unhideWhenUsed="1"/>
+    <w:lsdException w:name="Table Simple 1" w:semiHidden="1" w:unhideWhenUsed="1"/>
+    <w:lsdException w:name="Table Simple 2" w:semiHidden="1" w:unhideWhenUsed="1"/>
+    <w:lsdException w:name="Table Simple 3" w:semiHidden="1" w:unhideWhenUsed="1"/>
+    <w:lsdException w:name="Table Classic 1" w:semiHidden="1" w:unhideWhenUsed="1"/>
+    <w:lsdException w:name="Table Classic 2" w:semiHidden="1" w:unhideWhenUsed="1"/>
+    <w:lsdException w:name="Table Classic 3" w:semiHidden="1" w:unhideWhenUsed="1"/>
+    <w:lsdException w:name="Table Classic 4" w:semiHidden="1" w:unhideWhenUsed="1"/>
+    <w:lsdException w:name="Table Colorful 1" w:semiHidden="1" w:unhideWhenUsed="1"/>
+    <w:lsdException w:name="Table Colorful 2" w:semiHidden="1" w:unhideWhenUsed="1"/>
+    <w:lsdException w:name="Table Colorful 3" w:semiHidden="1" w:unhideWhenUsed="1"/>
+    <w:lsdException w:name="Table Columns 1" w:semiHidden="1" w:unhideWhenUsed="1"/>
+    <w:lsdException w:name="Table Columns 2" w:semiHidden="1" w:unhideWhenUsed="1"/>
+    <w:lsdException w:name="Table Columns 3" w:semiHidden="1" w:unhideWhenUsed="1"/>
+    <w:lsdException w:name="Table Columns 4" w:semiHidden="1" w:unhideWhenUsed="1"/>
+    <w:lsdException w:name="Table Columns 5" w:semiHidden="1" w:unhideWhenUsed="1"/>
+    <w:lsdException w:name="Table Grid 1" w:semiHidden="1" w:unhideWhenUsed="1"/>
+    <w:lsdException w:name="Table Grid 2" w:semiHidden="1" w:unhideWhenUsed="1"/>
+    <w:lsdException w:name="Table Grid 3" w:semiHidden="1" w:unhideWhenUsed="1"/>
+    <w:lsdException w:name="Table Grid 4" w:semiHidden="1" w:unhideWhenUsed="1"/>
+    <w:lsdException w:name="Table Grid 5" w:semiHidden="1" w:unhideWhenUsed="1"/>
+    <w:lsdException w:name="Table Grid 6" w:semiHidden="1" w:unhideWhenUsed="1"/>
+    <w:lsdException w:name="Table Grid 7" w:semiHidden="1" w:unhideWhenUsed="1"/>
+    <w:lsdException w:name="Table Grid 8" w:semiHidden="1" w:unhideWhenUsed="1"/>
+    <w:lsdException w:name="Table List 1" w:semiHidden="1" w:unhideWhenUsed="1"/>
+    <w:lsdException w:name="Table List 2" w:semiHidden="1" w:unhideWhenUsed="1"/>
+    <w:lsdException w:name="Table List 3" w:semiHidden="1" w:unhideWhenUsed="1"/>
+    <w:lsdException w:name="Table List 4" w:semiHidden="1" w:unhideWhenUsed="1"/>
+    <w:lsdException w:name="Table List 5" w:semiHidden="1" w:unhideWhenUsed="1"/>
+    <w:lsdException w:name="Table List 6" w:semiHidden="1" w:unhideWhenUsed="1"/>
+    <w:lsdException w:name="Table List 7" w:semiHidden="1" w:unhideWhenUsed="1"/>
+    <w:lsdException w:name="Table List 8" w:semiHidden="1" w:unhideWhenUsed="1"/>
+    <w:lsdException w:name="Table 3D effects 1" w:semiHidden="1" w:unhideWhenUsed="1"/>
+    <w:lsdException w:name="Table 3D effects 2" w:semiHidden="1" w:unhideWhenUsed="1"/>
+    <w:lsdException w:name="Table 3D effects 3" w:semiHidden="1" w:unhideWhenUsed="1"/>
+    <w:lsdException w:name="Table Contemporary" w:semiHidden="1" w:unhideWhenUsed="1"/>
+    <w:lsdException w:name="Table Elegant" w:semiHidden="1" w:unhideWhenUsed="1"/>
+    <w:lsdException w:name="Table Professional" w:semiHidden="1" w:unhideWhenUsed="1"/>
+    <w:lsdException w:name="Table Subtle 1" w:semiHidden="1" w:unhideWhenUsed="1"/>
+    <w:lsdException w:name="Table Subtle 2" w:semiHidden="1" w:unhideWhenUsed="1"/>
+    <w:lsdException w:name="Table Web 1" w:semiHidden="1" w:unhideWhenUsed="1"/>
+    <w:lsdException w:name="Table Web 2" w:semiHidden="1" w:unhideWhenUsed="1"/>
+    <w:lsdException w:name="Table Web 3" w:semiHidden="1" w:unhideWhenUsed="1"/>
+    <w:lsdException w:name="Balloon Text" w:semiHidden="1" w:unhideWhenUsed="1"/>
+    <w:lsdException w:name="Table Grid" w:semiHidden="1" w:uiPriority="39" w:unhideWhenUsed="1"/>
+    <w:lsdException w:name="Table Theme" w:semiHidden="1" w:unhideWhenUsed="1"/>
+    <w:lsdException w:name="Placeholder Text" w:semiHidden="1"/>
+    <w:lsdException w:name="Light Shading" w:uiPriority="60"/>
+    <w:lsdException w:name="Light List" w:uiPriority="61"/>
+    <w:lsdException w:name="Light Grid" w:uiPriority="62"/>
+    <w:lsdException w:name="Medium Shading 1" w:uiPriority="63"/>
+    <w:lsdException w:name="Medium Shading 2" w:uiPriority="64"/>
+    <w:lsdException w:name="Medium List 1" w:uiPriority="65"/>
+    <w:lsdException w:name="Medium List 2" w:uiPriority="66"/>
+    <w:lsdException w:name="Medium Grid 1" w:uiPriority="67"/>
+    <w:lsdException w:name="Medium Grid 2" w:uiPriority="68"/>
+    <w:lsdException w:name="Medium Grid 3" w:uiPriority="69"/>
+    <w:lsdException w:name="Dark List" w:uiPriority="70"/>
+    <w:lsdException w:name="Colorful Shading" w:uiPriority="71"/>
+    <w:lsdException w:name="Colorful List" w:uiPriority="72"/>
+    <w:lsdException w:name="Colorful Grid" w:uiPriority="73"/>
+    <w:lsdException w:name="Light Shading Accent 1" w:uiPriority="60"/>
+    <w:lsdException w:name="Light List Accent 1" w:uiPriority="61"/>
+    <w:lsdException w:name="Light Grid Accent 1" w:uiPriority="62"/>
+    <w:lsdException w:name="Medium Shading 1 Accent 1" w:uiPriority="63"/>
+    <w:lsdException w:name="Medium Shading 2 Accent 1" w:uiPriority="64"/>
+    <w:lsdException w:name="Medium List 1 Accent 1" w:uiPriority="65"/>
+    <w:lsdException w:name="Revision" w:semiHidden="1"/>
+    <w:lsdException w:name="List Paragraph" w:uiPriority="34" w:qFormat="1"/>
+    <w:lsdException w:name="Medium List 2 Accent 1" w:uiPriority="66"/>
+    <w:lsdException w:name="Medium Grid 1 Accent 1" w:uiPriority="67"/>
+    <w:lsdException w:name="Medium Grid 2 Accent 1" w:uiPriority="68"/>
+    <w:lsdException w:name="Medium Grid 3 Accent 1" w:uiPriority="69"/>
+    <w:lsdException w:name="Dark List Accent 1" w:uiPriority="70"/>
+    <w:lsdException w:name="Colorful Shading Accent 1" w:uiPriority="71"/>
+    <w:lsdException w:name="Colorful List Accent 1" w:uiPriority="72"/>
+    <w:lsdException w:name="Colorful Grid Accent 1" w:uiPriority="73"/>
+    <w:lsdException w:name="Light Shading Accent 2" w:uiPriority="60"/>
+    <w:lsdException w:name="Light List Accent 2" w:uiPriority="61"/>
+    <w:lsdException w:name="Light Grid Accent 2" w:uiPriority="62"/>
+    <w:lsdException w:name="Medium Shading 1 Accent 2" w:uiPriority="63"/>
+    <w:lsdException w:name="Medium Shading 2 Accent 2" w:uiPriority="64"/>
+    <w:lsdException w:name="Medium List 1 Accent 2" w:uiPriority="65"/>
+    <w:lsdException w:name="Medium List 2 Accent 2" w:uiPriority="66"/>
+    <w:lsdException w:name="Medium Grid 1 Accent 2" w:uiPriority="67"/>
+    <w:lsdException w:name="Medium Grid 2 Accent 2" w:uiPriority="68"/>
+    <w:lsdException w:name="Medium Grid 3 Accent 2" w:uiPriority="69"/>
+    <w:lsdException w:name="Dark List Accent 2" w:uiPriority="70"/>
+    <w:lsdException w:name="Colorful Shading Accent 2" w:uiPriority="71"/>
+    <w:lsdException w:name="Colorful List Accent 2" w:uiPriority="72"/>
+    <w:lsdException w:name="Colorful Grid Accent 2" w:uiPriority="73"/>
+    <w:lsdException w:name="Light Shading Accent 3" w:uiPriority="60"/>
+    <w:lsdException w:name="Light List Accent 3" w:uiPriority="61"/>
+    <w:lsdException w:name="Light Grid Accent 3" w:uiPriority="62"/>
+    <w:lsdException w:name="Medium Shading 1 Accent 3" w:uiPriority="63"/>
+    <w:lsdException w:name="Medium Shading 2 Accent 3" w:uiPriority="64"/>
+    <w:lsdException w:name="Medium List 1 Accent 3" w:uiPriority="65"/>
+    <w:lsdException w:name="Medium List 2 Accent 3" w:uiPriority="66"/>
+    <w:lsdException w:name="Medium Grid 1 Accent 3" w:uiPriority="67"/>
+    <w:lsdException w:name="Medium Grid 2 Accent 3" w:uiPriority="68"/>
+    <w:lsdException w:name="Medium Grid 3 Accent 3" w:uiPriority="69"/>
+    <w:lsdException w:name="Dark List Accent 3" w:uiPriority="70"/>
+    <w:lsdException w:name="Colorful Shading Accent 3" w:uiPriority="71"/>
+    <w:lsdException w:name="Colorful List Accent 3" w:uiPriority="72"/>
+    <w:lsdException w:name="Colorful Grid Accent 3" w:uiPriority="73"/>
+    <w:lsdException w:name="Light Shading Accent 4" w:uiPriority="60"/>
+    <w:lsdException w:name="Light List Accent 4" w:uiPriority="61"/>
+    <w:lsdException w:name="Light Grid Accent 4" w:uiPriority="62"/>
+    <w:lsdException w:name="Medium Shading 1 Accent 4" w:uiPriority="63"/>
+    <w:lsdException w:name="Medium Shading 2 Accent 4" w:uiPriority="64"/>
+    <w:lsdException w:name="Medium List 1 Accent 4" w:uiPriority="65"/>
+    <w:lsdException w:name="Medium List 2 Accent 4" w:uiPriority="66"/>
+    <w:lsdException w:name="Medium Grid 1 Accent 4" w:uiPriority="67"/>
+    <w:lsdException w:name="Medium Grid 2 Accent 4" w:uiPriority="68"/>
+    <w:lsdException w:name="Medium Grid 3 Accent 4" w:uiPriority="69"/>
+    <w:lsdException w:name="Dark List Accent 4" w:uiPriority="70"/>
+    <w:lsdException w:name="Colorful Shading Accent 4" w:uiPriority="71"/>
+    <w:lsdException w:name="Colorful List Accent 4" w:uiPriority="72"/>
+    <w:lsdException w:name="Colorful Grid Accent 4" w:uiPriority="73"/>
+    <w:lsdException w:name="Light Shading Accent 5" w:uiPriority="60"/>
+    <w:lsdException w:name="Light List Accent 5" w:uiPriority="61"/>
+    <w:lsdException w:name="Light Grid Accent 5" w:uiPriority="62"/>
+    <w:lsdException w:name="Medium Shading 1 Accent 5" w:uiPriority="63"/>
+    <w:lsdException w:name="Medium Shading 2 Accent 5" w:uiPriority="64"/>
+    <w:lsdException w:name="Medium List 1 Accent 5" w:uiPriority="65"/>
+    <w:lsdException w:name="Medium List 2 Accent 5" w:uiPriority="66"/>
+    <w:lsdException w:name="Medium Grid 1 Accent 5" w:uiPriority="67"/>
+    <w:lsdException w:name="Medium Grid 2 Accent 5" w:uiPriority="68"/>
+    <w:lsdException w:name="Medium Grid 3 Accent 5" w:uiPriority="69"/>
+    <w:lsdException w:name="Dark List Accent 5" w:uiPriority="70"/>
+    <w:lsdException w:name="Colorful Shading Accent 5" w:uiPriority="71"/>
+    <w:lsdException w:name="Colorful List Accent 5" w:uiPriority="72"/>
+    <w:lsdException w:name="Colorful Grid Accent 5" w:uiPriority="73"/>
+    <w:lsdException w:name="Light Shading Accent 6" w:uiPriority="60"/>
+    <w:lsdException w:name="Light List Accent 6" w:uiPriority="61"/>
+    <w:lsdException w:name="Light Grid Accent 6" w:uiPriority="62"/>
+    <w:lsdException w:name="Medium Shading 1 Accent 6" w:uiPriority="63"/>
+    <w:lsdException w:name="Medium Shading 2 Accent 6" w:uiPriority="64"/>
+    <w:lsdException w:name="Medium List 1 Accent 6" w:uiPriority="65"/>
+    <w:lsdException w:name="Medium List 2 Accent 6" w:uiPriority="66"/>
+    <w:lsdException w:name="Medium Grid 1 Accent 6" w:uiPriority="67"/>
+    <w:lsdException w:name="Medium Grid 2 Accent 6" w:uiPriority="68"/>
+    <w:lsdException w:name="Medium Grid 3 Accent 6" w:uiPriority="69"/>
+    <w:lsdException w:name="Dark List Accent 6" w:uiPriority="70"/>
+    <w:lsdException w:name="Colorful Shading Accent 6" w:uiPriority="71"/>
+    <w:lsdException w:name="Colorful List Accent 6" w:uiPriority="72"/>
+    <w:lsdException w:name="Colorful Grid Accent 6" w:uiPriority="73"/>
+    <w:lsdException w:name="Subtle Emphasis" w:uiPriority="19" w:qFormat="1"/>
+    <w:lsdException w:name="Intense Emphasis" w:uiPriority="21" w:qFormat="1"/>
+    <w:lsdException w:name="Subtle Reference" w:uiPriority="31" w:qFormat="1"/>
+    <w:lsdException w:name="Intense Reference" w:uiPriority="32" w:qFormat="1"/>
+    <w:lsdException w:name="Book Title" w:uiPriority="33" w:qFormat="1"/>
+    <w:lsdException w:name="Bibliography" w:semiHidden="1" w:uiPriority="37" w:unhideWhenUsed="1"/>
+    <w:lsdException w:name="TOC Heading" w:semiHidden="1" w:uiPriority="39" w:unhideWhenUsed="1" w:qFormat="1"/>
+    <w:lsdException w:name="Plain Table 1" w:uiPriority="41"/>
+    <w:lsdException w:name="Plain Table 2" w:uiPriority="42"/>
+    <w:lsdException w:name="Plain Table 3" w:uiPriority="43"/>
+    <w:lsdException w:name="Plain Table 4" w:uiPriority="44"/>
+    <w:lsdException w:name="Plain Table 5" w:uiPriority="45"/>
+    <w:lsdException w:name="Grid Table Light" w:uiPriority="40"/>
+    <w:lsdException w:name="Grid Table 1 Light" w:uiPriority="46"/>
+    <w:lsdException w:name="Grid Table 2" w:uiPriority="47"/>
+    <w:lsdException w:name="Grid Table 3" w:uiPriority="48"/>
+    <w:lsdException w:name="Grid Table 4" w:uiPriority="49"/>
+    <w:lsdException w:name="Grid Table 5 Dark" w:uiPriority="50"/>
+    <w:lsdException w:name="Grid Table 6 Colorful" w:uiPriority="51"/>
+    <w:lsdException w:name="Grid Table 7 Colorful" w:uiPriority="52"/>
+    <w:lsdException w:name="Grid Table 1 Light Accent 1" w:uiPriority="46"/>
+    <w:lsdException w:name="Grid Table 2 Accent 1" w:uiPriority="47"/>
+    <w:lsdException w:name="Grid Table 3 Accent 1" w:uiPriority="48"/>
+    <w:lsdException w:name="Grid Table 4 Accent 1" w:uiPriority="49"/>
+    <w:lsdException w:name="Grid Table 5 Dark Accent 1" w:uiPriority="50"/>
+    <w:lsdException w:name="Grid Table 6 Colorful Accent 1" w:uiPriority="51"/>
+    <w:lsdException w:name="Grid Table 7 Colorful Accent 1" w:uiPriority="52"/>
+    <w:lsdException w:name="Grid Table 1 Light Accent 2" w:uiPriority="46"/>
+    <w:lsdException w:name="Grid Table 2 Accent 2" w:uiPriority="47"/>
+    <w:lsdException w:name="Grid Table 3 Accent 2" w:uiPriority="48"/>
+    <w:lsdException w:name="Grid Table 4 Accent 2" w:uiPriority="49"/>
+    <w:lsdException w:name="Grid Table 5 Dark Accent 2" w:uiPriority="50"/>
+    <w:lsdException w:name="Grid Table 6 Colorful Accent 2" w:uiPriority="51"/>
+    <w:lsdException w:name="Grid Table 7 Colorful Accent 2" w:uiPriority="52"/>
+    <w:lsdException w:name="Grid Table 1 Light Accent 3" w:uiPriority="46"/>
+    <w:lsdException w:name="Grid Table 2 Accent 3" w:uiPriority="47"/>
+    <w:lsdException w:name="Grid Table 3 Accent 3" w:uiPriority="48"/>
+    <w:lsdException w:name="Grid Table 4 Accent 3" w:uiPriority="49"/>
+    <w:lsdException w:name="Grid Table 5 Dark Accent 3" w:uiPriority="50"/>
+    <w:lsdException w:name="Grid Table 6 Colorful Accent 3" w:uiPriority="51"/>
+    <w:lsdException w:name="Grid Table 7 Colorful Accent 3" w:uiPriority="52"/>
+    <w:lsdException w:name="Grid Table 1 Light Accent 4" w:uiPriority="46"/>
+    <w:lsdException w:name="Grid Table 2 Accent 4" w:uiPriority="47"/>
+    <w:lsdException w:name="Grid Table 3 Accent 4" w:uiPriority="48"/>
+    <w:lsdException w:name="Grid Table 4 Accent 4" w:uiPriority="49"/>
+    <w:lsdException w:name="Grid Table 5 Dark Accent 4" w:uiPriority="50"/>
+    <w:lsdException w:name="Grid Table 6 Colorful Accent 4" w:uiPriority="51"/>
+    <w:lsdException w:name="Grid Table 7 Colorful Accent 4" w:uiPriority="52"/>
+    <w:lsdException w:name="Grid Table 1 Light Accent 5" w:uiPriority="46"/>
+    <w:lsdException w:name="Grid Table 2 Accent 5" w:uiPriority="47"/>
+    <w:lsdException w:name="Grid Table 3 Accent 5" w:uiPriority="48"/>
+    <w:lsdException w:name="Grid Table 4 Accent 5" w:uiPriority="49"/>
+    <w:lsdException w:name="Grid Table 5 Dark Accent 5" w:uiPriority="50"/>
+    <w:lsdException w:name="Grid Table 6 Colorful Accent 5" w:uiPriority="51"/>
+    <w:lsdException w:name="Grid Table 7 Colorful Accent 5" w:uiPriority="52"/>
+    <w:lsdException w:name="Grid Table 1 Light Accent 6" w:uiPriority="46"/>
+    <w:lsdException w:name="Grid Table 2 Accent 6" w:uiPriority="47"/>
+    <w:lsdException w:name="Grid Table 3 Accent 6" w:uiPriority="48"/>
+    <w:lsdException w:name="Grid Table 4 Accent 6" w:uiPriority="49"/>
+    <w:lsdException w:name="Grid Table 5 Dark Accent 6" w:uiPriority="50"/>
+    <w:lsdException w:name="Grid Table 6 Colorful Accent 6" w:uiPriority="51"/>
+    <w:lsdException w:name="Grid Table 7 Colorful Accent 6" w:uiPriority="52"/>
+    <w:lsdException w:name="List Table 1 Light" w:uiPriority="46"/>
+    <w:lsdException w:name="List Table 2" w:uiPriority="47"/>
+    <w:lsdException w:name="List Table 3" w:uiPriority="48"/>
+    <w:lsdException w:name="List Table 4" w:uiPriority="49"/>
+    <w:lsdException w:name="List Table 5 Dark" w:uiPriority="50"/>
+    <w:lsdException w:name="List Table 6 Colorful" w:uiPriority="51"/>
+    <w:lsdException w:name="List Table 7 Colorful" w:uiPriority="52"/>
+    <w:lsdException w:name="List Table 1 Light Accent 1" w:uiPriority="46"/>
+    <w:lsdException w:name="List Table 2 Accent 1" w:uiPriority="47"/>
+    <w:lsdException w:name="List Table 3 Accent 1" w:uiPriority="48"/>
+    <w:lsdException w:name="List Table 4 Accent 1" w:uiPriority="49"/>
+    <w:lsdException w:name="List Table 5 Dark Accent 1" w:uiPriority="50"/>
+    <w:lsdException w:name="List Table 6 Colorful Accent 1" w:uiPriority="51"/>
+    <w:lsdException w:name="List Table 7 Colorful Accent 1" w:uiPriority="52"/>
+    <w:lsdException w:name="List Table 1 Light Accent 2" w:uiPriority="46"/>
+    <w:lsdException w:name="List Table 2 Accent 2" w:uiPriority="47"/>
+    <w:lsdException w:name="List Table 3 Accent 2" w:uiPriority="48"/>
+    <w:lsdException w:name="List Table 4 Accent 2" w:uiPriority="49"/>
+    <w:lsdException w:name="List Table 5 Dark Accent 2" w:uiPriority="50"/>
+    <w:lsdException w:name="List Table 6 Colorful Accent 2" w:uiPriority="51"/>
+    <w:lsdException w:name="List Table 7 Colorful Accent 2" w:uiPriority="52"/>
+    <w:lsdException w:name="List Table 1 Light Accent 3" w:uiPriority="46"/>
+    <w:lsdException w:name="List Table 2 Accent 3" w:uiPriority="47"/>
+    <w:lsdException w:name="List Table 3 Accent 3" w:uiPriority="48"/>
+    <w:lsdException w:name="List Table 4 Accent 3" w:uiPriority="49"/>
+    <w:lsdException w:name="List Table 5 Dark Accent 3" w:uiPriority="50"/>
+    <w:lsdException w:name="List Table 6 Colorful Accent 3" w:uiPriority="51"/>
+    <w:lsdException w:name="List Table 7 Colorful Accent 3" w:uiPriority="52"/>
+    <w:lsdException w:name="List Table 1 Light Accent 4" w:uiPriority="46"/>
+    <w:lsdException w:name="List Table 2 Accent 4" w:uiPriority="47"/>
+    <w:lsdException w:name="List Table 3 Accent 4" w:uiPriority="48"/>
+    <w:lsdException w:name="List Table 4 Accent 4" w:uiPriority="49"/>
+    <w:lsdException w:name="List Table 5 Dark Accent 4" w:uiPriority="50"/>
+    <w:lsdException w:name="List Table 6 Colorful Accent 4" w:uiPriority="51"/>
+    <w:lsdException w:name="List Table 7 Colorful Accent 4" w:uiPriority="52"/>
+    <w:lsdException w:name="List Table 1 Light Accent 5" w:uiPriority="46"/>
+    <w:lsdException w:name="List Table 2 Accent 5" w:uiPriority="47"/>
+    <w:lsdException w:name="List Table 3 Accent 5" w:uiPriority="48"/>
+    <w:lsdException w:name="List Table 4 Accent 5" w:uiPriority="49"/>
+    <w:lsdException w:name="List Table 5 Dark Accent 5" w:uiPriority="50"/>
+    <w:lsdException w:name="List Table 6 Colorful Accent 5" w:uiPriority="51"/>
+    <w:lsdException w:name="List Table 7 Colorful Accent 5" w:uiPriority="52"/>
+    <w:lsdException w:name="List Table 1 Light Accent 6" w:uiPriority="46"/>
+    <w:lsdException w:name="List Table 2 Accent 6" w:uiPriority="47"/>
+    <w:lsdException w:name="List Table 3 Accent 6" w:uiPriority="48"/>
+    <w:lsdException w:name="List Table 4 Accent 6" w:uiPriority="49"/>
+    <w:lsdException w:name="List Table 5 Dark Accent 6" w:uiPriority="50"/>
+    <w:lsdException w:name="List Table 6 Colorful Accent 6" w:uiPriority="51"/>
+    <w:lsdException w:name="List Table 7 Colorful Accent 6" w:uiPriority="52"/>
   </w:latentStyles>
-  <w:style w:type="paragraph" w:default="1" w:styleId="1">
+  <w:style w:type="paragraph" w:default="1" w:styleId="a">
     <w:name w:val="Normal"/>
     <w:qFormat/>
-    <w:uiPriority w:val="0"/>
     <w:pPr>
       <w:widowControl w:val="0"/>
       <w:jc w:val="both"/>
     </w:pPr>
     <w:rPr>
-      <w:rFonts w:asciiTheme="minorHAnsi" w:hAnsiTheme="minorHAnsi" w:eastAsiaTheme="minorEastAsia" w:cstheme="minorBidi"/>
       <w:kern w:val="2"/>
       <w:sz w:val="21"/>
       <w:szCs w:val="22"/>
-      <w:lang w:val="en-US" w:eastAsia="zh-CN" w:bidi="ar-SA"/>
     </w:rPr>
   </w:style>
-  <w:style w:type="paragraph" w:styleId="2">
+  <w:style w:type="paragraph" w:styleId="1">
     <w:name w:val="heading 1"/>
-    <w:basedOn w:val="1"/>
-    <w:next w:val="1"/>
+    <w:basedOn w:val="a"/>
+    <w:next w:val="a"/>
     <w:link w:val="10"/>
+    <w:uiPriority w:val="9"/>
     <w:qFormat/>
-    <w:uiPriority w:val="9"/>
     <w:pPr>
       <w:keepNext/>
       <w:keepLines/>
@@ -1088,14 +2209,14 @@
       <w:szCs w:val="44"/>
     </w:rPr>
   </w:style>
-  <w:style w:type="paragraph" w:styleId="3">
+  <w:style w:type="paragraph" w:styleId="2">
     <w:name w:val="heading 2"/>
-    <w:basedOn w:val="1"/>
-    <w:next w:val="1"/>
-    <w:link w:val="9"/>
+    <w:basedOn w:val="a"/>
+    <w:next w:val="a"/>
+    <w:link w:val="20"/>
+    <w:uiPriority w:val="9"/>
     <w:unhideWhenUsed/>
     <w:qFormat/>
-    <w:uiPriority w:val="9"/>
     <w:pPr>
       <w:keepNext/>
       <w:keepLines/>
@@ -1103,24 +2224,24 @@
       <w:outlineLvl w:val="1"/>
     </w:pPr>
     <w:rPr>
-      <w:rFonts w:asciiTheme="majorHAnsi" w:hAnsiTheme="majorHAnsi" w:eastAsiaTheme="majorEastAsia" w:cstheme="majorBidi"/>
+      <w:rFonts w:asciiTheme="majorHAnsi" w:eastAsiaTheme="majorEastAsia" w:hAnsiTheme="majorHAnsi" w:cstheme="majorBidi"/>
       <w:b/>
       <w:bCs/>
       <w:sz w:val="32"/>
       <w:szCs w:val="32"/>
     </w:rPr>
   </w:style>
-  <w:style w:type="paragraph" w:styleId="4">
+  <w:style w:type="paragraph" w:styleId="3">
     <w:name w:val="heading 3"/>
-    <w:basedOn w:val="1"/>
-    <w:next w:val="1"/>
+    <w:basedOn w:val="a"/>
+    <w:next w:val="a"/>
+    <w:uiPriority w:val="9"/>
     <w:unhideWhenUsed/>
     <w:qFormat/>
-    <w:uiPriority w:val="9"/>
     <w:pPr>
       <w:keepNext/>
       <w:keepLines/>
-      <w:spacing w:before="260" w:beforeLines="0" w:beforeAutospacing="0" w:after="260" w:afterLines="0" w:afterAutospacing="0" w:line="413" w:lineRule="auto"/>
+      <w:spacing w:before="260" w:after="260" w:line="413" w:lineRule="auto"/>
       <w:outlineLvl w:val="2"/>
     </w:pPr>
     <w:rPr>
@@ -1128,17 +2249,19 @@
       <w:sz w:val="32"/>
     </w:rPr>
   </w:style>
-  <w:style w:type="character" w:default="1" w:styleId="7">
+  <w:style w:type="character" w:default="1" w:styleId="a0">
     <w:name w:val="Default Paragraph Font"/>
-    <w:unhideWhenUsed/>
     <w:uiPriority w:val="1"/>
-  </w:style>
-  <w:style w:type="table" w:default="1" w:styleId="6">
-    <w:name w:val="Normal Table"/>
     <w:semiHidden/>
     <w:unhideWhenUsed/>
+  </w:style>
+  <w:style w:type="table" w:default="1" w:styleId="a1">
+    <w:name w:val="Normal Table"/>
     <w:uiPriority w:val="99"/>
+    <w:semiHidden/>
+    <w:unhideWhenUsed/>
     <w:tblPr>
+      <w:tblInd w:w="0" w:type="dxa"/>
       <w:tblCellMar>
         <w:top w:w="0" w:type="dxa"/>
         <w:left w:w="108" w:type="dxa"/>
@@ -1147,43 +2270,49 @@
       </w:tblCellMar>
     </w:tblPr>
   </w:style>
-  <w:style w:type="paragraph" w:styleId="5">
+  <w:style w:type="numbering" w:default="1" w:styleId="a2">
+    <w:name w:val="No List"/>
+    <w:uiPriority w:val="99"/>
+    <w:semiHidden/>
+    <w:unhideWhenUsed/>
+  </w:style>
+  <w:style w:type="paragraph" w:styleId="a3">
     <w:name w:val="Normal (Web)"/>
-    <w:basedOn w:val="1"/>
+    <w:basedOn w:val="a"/>
+    <w:uiPriority w:val="99"/>
     <w:semiHidden/>
     <w:unhideWhenUsed/>
     <w:qFormat/>
-    <w:uiPriority w:val="99"/>
     <w:pPr>
       <w:widowControl/>
       <w:spacing w:before="100" w:beforeAutospacing="1" w:after="100" w:afterAutospacing="1"/>
       <w:jc w:val="left"/>
     </w:pPr>
     <w:rPr>
-      <w:rFonts w:ascii="宋体" w:hAnsi="宋体" w:eastAsia="宋体" w:cs="宋体"/>
+      <w:rFonts w:ascii="宋体" w:eastAsia="宋体" w:hAnsi="宋体" w:cs="宋体"/>
       <w:kern w:val="0"/>
       <w:sz w:val="24"/>
       <w:szCs w:val="24"/>
     </w:rPr>
   </w:style>
-  <w:style w:type="character" w:styleId="8">
+  <w:style w:type="character" w:styleId="a4">
     <w:name w:val="Strong"/>
-    <w:basedOn w:val="7"/>
+    <w:basedOn w:val="a0"/>
+    <w:uiPriority w:val="22"/>
     <w:qFormat/>
-    <w:uiPriority w:val="22"/>
     <w:rPr>
       <w:b/>
       <w:bCs/>
     </w:rPr>
   </w:style>
-  <w:style w:type="character" w:customStyle="1" w:styleId="9">
+  <w:style w:type="character" w:customStyle="1" w:styleId="20">
     <w:name w:val="标题 2 字符"/>
-    <w:basedOn w:val="7"/>
-    <w:link w:val="3"/>
+    <w:basedOn w:val="a0"/>
+    <w:link w:val="2"/>
+    <w:uiPriority w:val="9"/>
     <w:qFormat/>
-    <w:uiPriority w:val="9"/>
     <w:rPr>
-      <w:rFonts w:asciiTheme="majorHAnsi" w:hAnsiTheme="majorHAnsi" w:eastAsiaTheme="majorEastAsia" w:cstheme="majorBidi"/>
+      <w:rFonts w:asciiTheme="majorHAnsi" w:eastAsiaTheme="majorEastAsia" w:hAnsiTheme="majorHAnsi" w:cstheme="majorBidi"/>
       <w:b/>
       <w:bCs/>
       <w:sz w:val="32"/>
@@ -1192,8 +2321,8 @@
   </w:style>
   <w:style w:type="character" w:customStyle="1" w:styleId="10">
     <w:name w:val="标题 1 字符"/>
-    <w:basedOn w:val="7"/>
-    <w:link w:val="2"/>
+    <w:basedOn w:val="a0"/>
+    <w:link w:val="1"/>
     <w:uiPriority w:val="9"/>
     <w:rPr>
       <w:b/>
@@ -1203,14 +2332,81 @@
       <w:szCs w:val="44"/>
     </w:rPr>
   </w:style>
-  <w:style w:type="paragraph" w:styleId="11">
+  <w:style w:type="paragraph" w:styleId="a5">
     <w:name w:val="List Paragraph"/>
-    <w:basedOn w:val="1"/>
+    <w:basedOn w:val="a"/>
+    <w:uiPriority w:val="34"/>
     <w:qFormat/>
-    <w:uiPriority w:val="34"/>
     <w:pPr>
-      <w:ind w:firstLine="420" w:firstLineChars="200"/>
+      <w:ind w:firstLineChars="200" w:firstLine="420"/>
     </w:pPr>
+  </w:style>
+  <w:style w:type="paragraph" w:styleId="a6">
+    <w:name w:val="header"/>
+    <w:basedOn w:val="a"/>
+    <w:link w:val="a7"/>
+    <w:uiPriority w:val="99"/>
+    <w:unhideWhenUsed/>
+    <w:rsid w:val="00EF5CF0"/>
+    <w:pPr>
+      <w:pBdr>
+        <w:bottom w:val="single" w:sz="6" w:space="1" w:color="auto"/>
+      </w:pBdr>
+      <w:tabs>
+        <w:tab w:val="center" w:pos="4153"/>
+        <w:tab w:val="right" w:pos="8306"/>
+      </w:tabs>
+      <w:snapToGrid w:val="0"/>
+      <w:jc w:val="center"/>
+    </w:pPr>
+    <w:rPr>
+      <w:sz w:val="18"/>
+      <w:szCs w:val="18"/>
+    </w:rPr>
+  </w:style>
+  <w:style w:type="character" w:customStyle="1" w:styleId="a7">
+    <w:name w:val="页眉 字符"/>
+    <w:basedOn w:val="a0"/>
+    <w:link w:val="a6"/>
+    <w:uiPriority w:val="99"/>
+    <w:rsid w:val="00EF5CF0"/>
+    <w:rPr>
+      <w:kern w:val="2"/>
+      <w:sz w:val="18"/>
+      <w:szCs w:val="18"/>
+    </w:rPr>
+  </w:style>
+  <w:style w:type="paragraph" w:styleId="a8">
+    <w:name w:val="footer"/>
+    <w:basedOn w:val="a"/>
+    <w:link w:val="a9"/>
+    <w:uiPriority w:val="99"/>
+    <w:unhideWhenUsed/>
+    <w:rsid w:val="00EF5CF0"/>
+    <w:pPr>
+      <w:tabs>
+        <w:tab w:val="center" w:pos="4153"/>
+        <w:tab w:val="right" w:pos="8306"/>
+      </w:tabs>
+      <w:snapToGrid w:val="0"/>
+      <w:jc w:val="left"/>
+    </w:pPr>
+    <w:rPr>
+      <w:sz w:val="18"/>
+      <w:szCs w:val="18"/>
+    </w:rPr>
+  </w:style>
+  <w:style w:type="character" w:customStyle="1" w:styleId="a9">
+    <w:name w:val="页脚 字符"/>
+    <w:basedOn w:val="a0"/>
+    <w:link w:val="a8"/>
+    <w:uiPriority w:val="99"/>
+    <w:rsid w:val="00EF5CF0"/>
+    <w:rPr>
+      <w:kern w:val="2"/>
+      <w:sz w:val="18"/>
+      <w:szCs w:val="18"/>
+    </w:rPr>
   </w:style>
 </w:styles>
 </file>
@@ -1467,6 +2663,7 @@
     </a:fmtScheme>
   </a:themeElements>
   <a:objectDefaults/>
+  <a:extraClrSchemeLst/>
 </a:theme>
 </file>
 
